--- a/Files/2-nd course/4-th semester/Information theory/Laboratory work/Lab #3/Vlad/БПИ2402_ГордовВТ_Лабораторная3_Отчет.docx
+++ b/Files/2-nd course/4-th semester/Information theory/Laboratory work/Lab #3/Vlad/БПИ2402_ГордовВТ_Лабораторная3_Отчет.docx
@@ -2945,7 +2945,14 @@
           <w:color w:val="811F3F"/>
           <w:lang w:eastAsia="ru-RU"/>
         </w:rPr>
-        <w:t xml:space="preserve"> \n]'</w:t>
+        <w:t xml:space="preserve"> </w:t>
+      </w:r>
+      <w:r>
+        <w:rPr>
+          <w:color w:val="811F3F"/>
+          <w:lang w:eastAsia="ru-RU"/>
+        </w:rPr>
+        <w:t>]'</w:t>
       </w:r>
       <w:r>
         <w:rPr>
@@ -4269,9 +4276,58 @@
       <w:r>
         <w:rPr>
           <w:color w:val="000000"/>
-          <w:lang w:eastAsia="ru-RU"/>
-        </w:rPr>
-        <w:t xml:space="preserve">        </w:t>
+          <w:lang w:val="en-US" w:eastAsia="ru-RU"/>
+        </w:rPr>
+        <w:t> </w:t>
+      </w:r>
+      <w:r>
+        <w:rPr>
+          <w:color w:val="000000"/>
+          <w:lang w:val="en-US" w:eastAsia="ru-RU"/>
+        </w:rPr>
+        <w:t xml:space="preserve"> </w:t>
+      </w:r>
+      <w:r>
+        <w:rPr>
+          <w:color w:val="000000"/>
+          <w:lang w:val="en-US" w:eastAsia="ru-RU"/>
+        </w:rPr>
+        <w:t> </w:t>
+      </w:r>
+      <w:r>
+        <w:rPr>
+          <w:color w:val="000000"/>
+          <w:lang w:val="en-US" w:eastAsia="ru-RU"/>
+        </w:rPr>
+        <w:t xml:space="preserve"> </w:t>
+      </w:r>
+      <w:r>
+        <w:rPr>
+          <w:color w:val="000000"/>
+          <w:lang w:val="en-US" w:eastAsia="ru-RU"/>
+        </w:rPr>
+        <w:t> </w:t>
+      </w:r>
+      <w:r>
+        <w:rPr>
+          <w:color w:val="000000"/>
+          <w:lang w:val="en-US" w:eastAsia="ru-RU"/>
+        </w:rPr>
+        <w:t xml:space="preserve"> </w:t>
+      </w:r>
+      <w:r>
+        <w:rPr>
+          <w:color w:val="000000"/>
+          <w:lang w:val="en-US" w:eastAsia="ru-RU"/>
+        </w:rPr>
+        <w:t> </w:t>
+      </w:r>
+      <w:r>
+        <w:rPr>
+          <w:color w:val="000000"/>
+          <w:lang w:val="en-US" w:eastAsia="ru-RU"/>
+        </w:rPr>
+        <w:t xml:space="preserve"> </w:t>
       </w:r>
       <w:proofErr w:type="gramStart"/>
       <w:r>
@@ -4368,6 +4424,13 @@
       </w:r>
       <w:r>
         <w:rPr>
+          <w:color w:val="2B91AF"/>
+          <w:lang w:val="en-US" w:eastAsia="ru-RU"/>
+        </w:rPr>
+        <w:t xml:space="preserve"> </w:t>
+      </w:r>
+      <w:r>
+        <w:rPr>
           <w:color w:val="000000"/>
           <w:lang w:val="en-US" w:eastAsia="ru-RU"/>
         </w:rPr>
@@ -4401,7 +4464,28 @@
           <w:color w:val="000000"/>
           <w:lang w:val="en-US" w:eastAsia="ru-RU"/>
         </w:rPr>
-        <w:t>)-</w:t>
+        <w:t>)</w:t>
+      </w:r>
+      <w:r>
+        <w:rPr>
+          <w:color w:val="000000"/>
+          <w:lang w:val="en-US" w:eastAsia="ru-RU"/>
+        </w:rPr>
+        <w:t xml:space="preserve"> </w:t>
+      </w:r>
+      <w:r>
+        <w:rPr>
+          <w:color w:val="000000"/>
+          <w:lang w:val="en-US" w:eastAsia="ru-RU"/>
+        </w:rPr>
+        <w:t>-</w:t>
+      </w:r>
+      <w:r>
+        <w:rPr>
+          <w:color w:val="000000"/>
+          <w:lang w:val="en-US" w:eastAsia="ru-RU"/>
+        </w:rPr>
+        <w:t xml:space="preserve"> </w:t>
       </w:r>
       <w:r>
         <w:rPr>
@@ -4417,6 +4501,8 @@
         </w:rPr>
         <w:t>)]</w:t>
       </w:r>
+      <w:bookmarkStart w:id="3" w:name="_GoBack"/>
+      <w:bookmarkEnd w:id="3"/>
     </w:p>
     <w:p>
       <w:pPr>
@@ -6924,7 +7010,7 @@
         <w:pStyle w:val="aff"/>
         <w:rPr>
           <w:color w:val="000000"/>
-          <w:lang w:eastAsia="ru-RU"/>
+          <w:lang w:val="en-US" w:eastAsia="ru-RU"/>
         </w:rPr>
       </w:pPr>
       <w:r>
@@ -6934,55 +7020,302 @@
         </w:rPr>
         <w:t xml:space="preserve">        </w:t>
       </w:r>
-      <w:proofErr w:type="spellStart"/>
       <w:proofErr w:type="gramStart"/>
       <w:r>
         <w:rPr>
           <w:color w:val="000000"/>
-          <w:lang w:eastAsia="ru-RU"/>
-        </w:rPr>
-        <w:t>divide</w:t>
-      </w:r>
-      <w:proofErr w:type="spellEnd"/>
-      <w:r>
-        <w:rPr>
-          <w:color w:val="000000"/>
-          <w:lang w:eastAsia="ru-RU"/>
+          <w:lang w:val="en-US" w:eastAsia="ru-RU"/>
+        </w:rPr>
+        <w:t>divide(</w:t>
+      </w:r>
+      <w:proofErr w:type="gramEnd"/>
+      <w:r>
+        <w:rPr>
+          <w:color w:val="000000"/>
+          <w:lang w:val="en-US" w:eastAsia="ru-RU"/>
+        </w:rPr>
+        <w:t xml:space="preserve">chars, </w:t>
+      </w:r>
+      <w:proofErr w:type="spellStart"/>
+      <w:r>
+        <w:rPr>
+          <w:color w:val="000000"/>
+          <w:lang w:val="en-US" w:eastAsia="ru-RU"/>
+        </w:rPr>
+        <w:t>probs</w:t>
+      </w:r>
+      <w:proofErr w:type="spellEnd"/>
+      <w:r>
+        <w:rPr>
+          <w:color w:val="000000"/>
+          <w:lang w:val="en-US" w:eastAsia="ru-RU"/>
+        </w:rPr>
+        <w:t>)</w:t>
+      </w:r>
+    </w:p>
+    <w:p>
+      <w:pPr>
+        <w:pStyle w:val="aff"/>
+        <w:rPr>
+          <w:color w:val="000000"/>
+          <w:lang w:val="en-US" w:eastAsia="ru-RU"/>
+        </w:rPr>
+      </w:pPr>
+    </w:p>
+    <w:p>
+      <w:pPr>
+        <w:pStyle w:val="aff"/>
+        <w:rPr>
+          <w:color w:val="000000"/>
+          <w:lang w:val="en-US" w:eastAsia="ru-RU"/>
+        </w:rPr>
+      </w:pPr>
+      <w:r>
+        <w:rPr>
+          <w:color w:val="000000"/>
+          <w:lang w:val="en-US" w:eastAsia="ru-RU"/>
+        </w:rPr>
+        <w:t xml:space="preserve">    </w:t>
+      </w:r>
+      <w:proofErr w:type="spellStart"/>
+      <w:proofErr w:type="gramStart"/>
+      <w:r>
+        <w:rPr>
+          <w:lang w:val="en-US" w:eastAsia="ru-RU"/>
+        </w:rPr>
+        <w:t>def</w:t>
+      </w:r>
+      <w:proofErr w:type="spellEnd"/>
+      <w:proofErr w:type="gramEnd"/>
+      <w:r>
+        <w:rPr>
+          <w:color w:val="000000"/>
+          <w:lang w:val="en-US" w:eastAsia="ru-RU"/>
+        </w:rPr>
+        <w:t xml:space="preserve"> </w:t>
+      </w:r>
+      <w:proofErr w:type="spellStart"/>
+      <w:r>
+        <w:rPr>
+          <w:color w:val="000000"/>
+          <w:lang w:val="en-US" w:eastAsia="ru-RU"/>
+        </w:rPr>
+        <w:t>build_huffman</w:t>
+      </w:r>
+      <w:proofErr w:type="spellEnd"/>
+      <w:r>
+        <w:rPr>
+          <w:color w:val="000000"/>
+          <w:lang w:val="en-US" w:eastAsia="ru-RU"/>
         </w:rPr>
         <w:t>(</w:t>
       </w:r>
-      <w:proofErr w:type="spellStart"/>
+      <w:r>
+        <w:rPr>
+          <w:color w:val="808080"/>
+          <w:lang w:val="en-US" w:eastAsia="ru-RU"/>
+        </w:rPr>
+        <w:t>self</w:t>
+      </w:r>
+      <w:r>
+        <w:rPr>
+          <w:color w:val="000000"/>
+          <w:lang w:val="en-US" w:eastAsia="ru-RU"/>
+        </w:rPr>
+        <w:t>):</w:t>
+      </w:r>
+    </w:p>
+    <w:p>
+      <w:pPr>
+        <w:pStyle w:val="aff"/>
+        <w:rPr>
+          <w:color w:val="000000"/>
+          <w:lang w:eastAsia="ru-RU"/>
+        </w:rPr>
+      </w:pPr>
+      <w:r>
+        <w:rPr>
+          <w:color w:val="000000"/>
+          <w:lang w:val="en-US" w:eastAsia="ru-RU"/>
+        </w:rPr>
+        <w:t xml:space="preserve">        </w:t>
+      </w:r>
+      <w:r>
+        <w:rPr>
+          <w:color w:val="A31515"/>
+          <w:lang w:eastAsia="ru-RU"/>
+        </w:rPr>
+        <w:t>"""</w:t>
+      </w:r>
+      <w:r>
+        <w:rPr>
+          <w:color w:val="A31515"/>
+          <w:lang w:eastAsia="ru-RU"/>
+        </w:rPr>
+        <w:t>Построение</w:t>
+      </w:r>
+      <w:r>
+        <w:rPr>
+          <w:color w:val="A31515"/>
+          <w:lang w:eastAsia="ru-RU"/>
+        </w:rPr>
+        <w:t xml:space="preserve"> </w:t>
+      </w:r>
+      <w:r>
+        <w:rPr>
+          <w:color w:val="A31515"/>
+          <w:lang w:eastAsia="ru-RU"/>
+        </w:rPr>
+        <w:t>кодов</w:t>
+      </w:r>
+      <w:r>
+        <w:rPr>
+          <w:color w:val="A31515"/>
+          <w:lang w:eastAsia="ru-RU"/>
+        </w:rPr>
+        <w:t xml:space="preserve"> </w:t>
+      </w:r>
+      <w:r>
+        <w:rPr>
+          <w:color w:val="A31515"/>
+          <w:lang w:eastAsia="ru-RU"/>
+        </w:rPr>
+        <w:t>методом</w:t>
+      </w:r>
+      <w:r>
+        <w:rPr>
+          <w:color w:val="A31515"/>
+          <w:lang w:eastAsia="ru-RU"/>
+        </w:rPr>
+        <w:t xml:space="preserve"> </w:t>
+      </w:r>
+      <w:r>
+        <w:rPr>
+          <w:color w:val="A31515"/>
+          <w:lang w:eastAsia="ru-RU"/>
+        </w:rPr>
+        <w:t>Хаффмана</w:t>
+      </w:r>
+      <w:r>
+        <w:rPr>
+          <w:color w:val="A31515"/>
+          <w:lang w:eastAsia="ru-RU"/>
+        </w:rPr>
+        <w:t>."""</w:t>
+      </w:r>
+    </w:p>
+    <w:p>
+      <w:pPr>
+        <w:pStyle w:val="aff"/>
+        <w:rPr>
+          <w:color w:val="000000"/>
+          <w:lang w:eastAsia="ru-RU"/>
+        </w:rPr>
+      </w:pPr>
+      <w:r>
+        <w:rPr>
+          <w:color w:val="000000"/>
+          <w:lang w:val="en-US" w:eastAsia="ru-RU"/>
+        </w:rPr>
+        <w:t> </w:t>
+      </w:r>
+      <w:r>
+        <w:rPr>
+          <w:color w:val="000000"/>
+          <w:lang w:eastAsia="ru-RU"/>
+        </w:rPr>
+        <w:t xml:space="preserve"> </w:t>
+      </w:r>
+      <w:r>
+        <w:rPr>
+          <w:color w:val="000000"/>
+          <w:lang w:val="en-US" w:eastAsia="ru-RU"/>
+        </w:rPr>
+        <w:t> </w:t>
+      </w:r>
+      <w:r>
+        <w:rPr>
+          <w:color w:val="000000"/>
+          <w:lang w:eastAsia="ru-RU"/>
+        </w:rPr>
+        <w:t xml:space="preserve"> </w:t>
+      </w:r>
+      <w:r>
+        <w:rPr>
+          <w:color w:val="000000"/>
+          <w:lang w:val="en-US" w:eastAsia="ru-RU"/>
+        </w:rPr>
+        <w:t> </w:t>
+      </w:r>
+      <w:r>
+        <w:rPr>
+          <w:color w:val="000000"/>
+          <w:lang w:eastAsia="ru-RU"/>
+        </w:rPr>
+        <w:t xml:space="preserve"> </w:t>
+      </w:r>
+      <w:r>
+        <w:rPr>
+          <w:color w:val="000000"/>
+          <w:lang w:val="en-US" w:eastAsia="ru-RU"/>
+        </w:rPr>
+        <w:t> </w:t>
+      </w:r>
+      <w:r>
+        <w:rPr>
+          <w:color w:val="000000"/>
+          <w:lang w:eastAsia="ru-RU"/>
+        </w:rPr>
+        <w:t xml:space="preserve"> </w:t>
+      </w:r>
+      <w:proofErr w:type="gramStart"/>
+      <w:r>
+        <w:rPr>
+          <w:lang w:val="en-US" w:eastAsia="ru-RU"/>
+        </w:rPr>
+        <w:t>from</w:t>
+      </w:r>
       <w:proofErr w:type="gramEnd"/>
       <w:r>
         <w:rPr>
           <w:color w:val="000000"/>
           <w:lang w:eastAsia="ru-RU"/>
         </w:rPr>
-        <w:t>chars</w:t>
-      </w:r>
-      <w:proofErr w:type="spellEnd"/>
-      <w:r>
-        <w:rPr>
-          <w:color w:val="000000"/>
-          <w:lang w:eastAsia="ru-RU"/>
-        </w:rPr>
-        <w:t xml:space="preserve">, </w:t>
-      </w:r>
-      <w:proofErr w:type="spellStart"/>
-      <w:r>
-        <w:rPr>
-          <w:color w:val="000000"/>
-          <w:lang w:eastAsia="ru-RU"/>
-        </w:rPr>
-        <w:t>probs</w:t>
-      </w:r>
-      <w:proofErr w:type="spellEnd"/>
-      <w:r>
-        <w:rPr>
-          <w:color w:val="000000"/>
-          <w:lang w:eastAsia="ru-RU"/>
-        </w:rPr>
-        <w:t>)</w:t>
+        <w:t xml:space="preserve"> </w:t>
+      </w:r>
+      <w:r>
+        <w:rPr>
+          <w:color w:val="000000"/>
+          <w:lang w:val="en-US" w:eastAsia="ru-RU"/>
+        </w:rPr>
+        <w:t>typing</w:t>
+      </w:r>
+      <w:r>
+        <w:rPr>
+          <w:color w:val="000000"/>
+          <w:lang w:eastAsia="ru-RU"/>
+        </w:rPr>
+        <w:t xml:space="preserve"> </w:t>
+      </w:r>
+      <w:r>
+        <w:rPr>
+          <w:lang w:val="en-US" w:eastAsia="ru-RU"/>
+        </w:rPr>
+        <w:t>import</w:t>
+      </w:r>
+      <w:r>
+        <w:rPr>
+          <w:color w:val="000000"/>
+          <w:lang w:eastAsia="ru-RU"/>
+        </w:rPr>
+        <w:t xml:space="preserve"> </w:t>
+      </w:r>
+      <w:r>
+        <w:rPr>
+          <w:color w:val="2B91AF"/>
+          <w:lang w:val="en-US" w:eastAsia="ru-RU"/>
+        </w:rPr>
+        <w:t>Optional</w:t>
       </w:r>
     </w:p>
     <w:p>
@@ -6993,30 +7326,13 @@
           <w:lang w:eastAsia="ru-RU"/>
         </w:rPr>
       </w:pPr>
-    </w:p>
-    <w:p>
-      <w:pPr>
-        <w:pStyle w:val="aff"/>
-        <w:rPr>
-          <w:color w:val="000000"/>
-          <w:lang w:eastAsia="ru-RU"/>
-        </w:rPr>
-      </w:pPr>
-      <w:r>
-        <w:rPr>
-          <w:color w:val="000000"/>
-          <w:lang w:eastAsia="ru-RU"/>
-        </w:rPr>
-        <w:t xml:space="preserve">    </w:t>
-      </w:r>
-      <w:proofErr w:type="spellStart"/>
-      <w:r>
-        <w:rPr>
-          <w:lang w:eastAsia="ru-RU"/>
-        </w:rPr>
-        <w:t>def</w:t>
-      </w:r>
-      <w:proofErr w:type="spellEnd"/>
+      <w:r>
+        <w:rPr>
+          <w:color w:val="000000"/>
+          <w:lang w:val="en-US" w:eastAsia="ru-RU"/>
+        </w:rPr>
+        <w:t> </w:t>
+      </w:r>
       <w:r>
         <w:rPr>
           <w:color w:val="000000"/>
@@ -7024,85 +7340,13 @@
         </w:rPr>
         <w:t xml:space="preserve"> </w:t>
       </w:r>
-      <w:proofErr w:type="spellStart"/>
-      <w:r>
-        <w:rPr>
-          <w:color w:val="000000"/>
-          <w:lang w:eastAsia="ru-RU"/>
-        </w:rPr>
-        <w:t>build_huffman</w:t>
-      </w:r>
-      <w:proofErr w:type="spellEnd"/>
-      <w:r>
-        <w:rPr>
-          <w:color w:val="000000"/>
-          <w:lang w:eastAsia="ru-RU"/>
-        </w:rPr>
-        <w:t>(</w:t>
-      </w:r>
-      <w:proofErr w:type="spellStart"/>
-      <w:r>
-        <w:rPr>
-          <w:color w:val="808080"/>
-          <w:lang w:eastAsia="ru-RU"/>
-        </w:rPr>
-        <w:t>self</w:t>
-      </w:r>
-      <w:proofErr w:type="spellEnd"/>
-      <w:r>
-        <w:rPr>
-          <w:color w:val="000000"/>
-          <w:lang w:eastAsia="ru-RU"/>
-        </w:rPr>
-        <w:t>):</w:t>
-      </w:r>
-    </w:p>
-    <w:p>
-      <w:pPr>
-        <w:pStyle w:val="aff"/>
-        <w:rPr>
-          <w:color w:val="000000"/>
-          <w:lang w:eastAsia="ru-RU"/>
-        </w:rPr>
-      </w:pPr>
-      <w:r>
-        <w:rPr>
-          <w:color w:val="000000"/>
-          <w:lang w:eastAsia="ru-RU"/>
-        </w:rPr>
-        <w:t xml:space="preserve">        </w:t>
-      </w:r>
-      <w:r>
-        <w:rPr>
-          <w:color w:val="A31515"/>
-          <w:lang w:eastAsia="ru-RU"/>
-        </w:rPr>
-        <w:t>"""Построение кодов методом Хаффмана."""</w:t>
-      </w:r>
-    </w:p>
-    <w:p>
-      <w:pPr>
-        <w:pStyle w:val="aff"/>
-        <w:rPr>
-          <w:color w:val="000000"/>
-          <w:lang w:eastAsia="ru-RU"/>
-        </w:rPr>
-      </w:pPr>
-      <w:r>
-        <w:rPr>
-          <w:color w:val="000000"/>
-          <w:lang w:eastAsia="ru-RU"/>
-        </w:rPr>
-        <w:t xml:space="preserve">        </w:t>
-      </w:r>
-      <w:proofErr w:type="spellStart"/>
-      <w:r>
-        <w:rPr>
-          <w:lang w:eastAsia="ru-RU"/>
-        </w:rPr>
-        <w:t>from</w:t>
-      </w:r>
-      <w:proofErr w:type="spellEnd"/>
+      <w:r>
+        <w:rPr>
+          <w:color w:val="000000"/>
+          <w:lang w:val="en-US" w:eastAsia="ru-RU"/>
+        </w:rPr>
+        <w:t> </w:t>
+      </w:r>
       <w:r>
         <w:rPr>
           <w:color w:val="000000"/>
@@ -7110,15 +7354,13 @@
         </w:rPr>
         <w:t xml:space="preserve"> </w:t>
       </w:r>
-      <w:proofErr w:type="spellStart"/>
-      <w:r>
-        <w:rPr>
-          <w:color w:val="000000"/>
-          <w:lang w:eastAsia="ru-RU"/>
-        </w:rPr>
-        <w:t>typing</w:t>
-      </w:r>
-      <w:proofErr w:type="spellEnd"/>
+      <w:r>
+        <w:rPr>
+          <w:color w:val="000000"/>
+          <w:lang w:val="en-US" w:eastAsia="ru-RU"/>
+        </w:rPr>
+        <w:t> </w:t>
+      </w:r>
       <w:r>
         <w:rPr>
           <w:color w:val="000000"/>
@@ -7126,45 +7368,19 @@
         </w:rPr>
         <w:t xml:space="preserve"> </w:t>
       </w:r>
-      <w:proofErr w:type="spellStart"/>
-      <w:r>
-        <w:rPr>
-          <w:lang w:eastAsia="ru-RU"/>
-        </w:rPr>
-        <w:t>import</w:t>
-      </w:r>
-      <w:proofErr w:type="spellEnd"/>
+      <w:r>
+        <w:rPr>
+          <w:color w:val="000000"/>
+          <w:lang w:val="en-US" w:eastAsia="ru-RU"/>
+        </w:rPr>
+        <w:t> </w:t>
+      </w:r>
       <w:r>
         <w:rPr>
           <w:color w:val="000000"/>
           <w:lang w:eastAsia="ru-RU"/>
         </w:rPr>
         <w:t xml:space="preserve"> </w:t>
-      </w:r>
-      <w:proofErr w:type="spellStart"/>
-      <w:r>
-        <w:rPr>
-          <w:color w:val="2B91AF"/>
-          <w:lang w:eastAsia="ru-RU"/>
-        </w:rPr>
-        <w:t>Optional</w:t>
-      </w:r>
-      <w:proofErr w:type="spellEnd"/>
-    </w:p>
-    <w:p>
-      <w:pPr>
-        <w:pStyle w:val="aff"/>
-        <w:rPr>
-          <w:color w:val="000000"/>
-          <w:lang w:eastAsia="ru-RU"/>
-        </w:rPr>
-      </w:pPr>
-      <w:r>
-        <w:rPr>
-          <w:color w:val="000000"/>
-          <w:lang w:eastAsia="ru-RU"/>
-        </w:rPr>
-        <w:t xml:space="preserve">        </w:t>
       </w:r>
       <w:r>
         <w:rPr>
@@ -10309,7 +10525,7 @@
         <w:pStyle w:val="aff"/>
         <w:rPr>
           <w:color w:val="000000"/>
-          <w:lang w:eastAsia="ru-RU"/>
+          <w:lang w:val="en-US" w:eastAsia="ru-RU"/>
         </w:rPr>
       </w:pPr>
       <w:r>
@@ -10319,19 +10535,19 @@
         </w:rPr>
         <w:t xml:space="preserve">                </w:t>
       </w:r>
-      <w:proofErr w:type="spellStart"/>
-      <w:r>
-        <w:rPr>
-          <w:color w:val="000000"/>
-          <w:lang w:eastAsia="ru-RU"/>
+      <w:proofErr w:type="gramStart"/>
+      <w:r>
+        <w:rPr>
+          <w:color w:val="000000"/>
+          <w:lang w:val="en-US" w:eastAsia="ru-RU"/>
         </w:rPr>
         <w:t>res</w:t>
       </w:r>
-      <w:proofErr w:type="spellEnd"/>
-      <w:r>
-        <w:rPr>
-          <w:color w:val="000000"/>
-          <w:lang w:eastAsia="ru-RU"/>
+      <w:proofErr w:type="gramEnd"/>
+      <w:r>
+        <w:rPr>
+          <w:color w:val="000000"/>
+          <w:lang w:val="en-US" w:eastAsia="ru-RU"/>
         </w:rPr>
         <w:t xml:space="preserve"> += </w:t>
       </w:r>
@@ -10339,7 +10555,7 @@
       <w:r>
         <w:rPr>
           <w:color w:val="000000"/>
-          <w:lang w:eastAsia="ru-RU"/>
+          <w:lang w:val="en-US" w:eastAsia="ru-RU"/>
         </w:rPr>
         <w:t>inv</w:t>
       </w:r>
@@ -10347,25 +10563,9 @@
       <w:r>
         <w:rPr>
           <w:color w:val="000000"/>
-          <w:lang w:eastAsia="ru-RU"/>
-        </w:rPr>
-        <w:t>[</w:t>
-      </w:r>
-      <w:proofErr w:type="spellStart"/>
-      <w:r>
-        <w:rPr>
-          <w:color w:val="000000"/>
-          <w:lang w:eastAsia="ru-RU"/>
-        </w:rPr>
-        <w:t>temp</w:t>
-      </w:r>
-      <w:proofErr w:type="spellEnd"/>
-      <w:r>
-        <w:rPr>
-          <w:color w:val="000000"/>
-          <w:lang w:eastAsia="ru-RU"/>
-        </w:rPr>
-        <w:t>]</w:t>
+          <w:lang w:val="en-US" w:eastAsia="ru-RU"/>
+        </w:rPr>
+        <w:t>[temp]</w:t>
       </w:r>
     </w:p>
     <w:p>
@@ -10373,36 +10573,20 @@
         <w:pStyle w:val="aff"/>
         <w:rPr>
           <w:color w:val="000000"/>
-          <w:lang w:eastAsia="ru-RU"/>
-        </w:rPr>
-      </w:pPr>
-      <w:r>
-        <w:rPr>
-          <w:color w:val="000000"/>
-          <w:lang w:eastAsia="ru-RU"/>
-        </w:rPr>
-        <w:t xml:space="preserve">                </w:t>
-      </w:r>
-      <w:proofErr w:type="spellStart"/>
-      <w:r>
-        <w:rPr>
-          <w:color w:val="000000"/>
-          <w:lang w:eastAsia="ru-RU"/>
-        </w:rPr>
-        <w:t>temp</w:t>
-      </w:r>
-      <w:proofErr w:type="spellEnd"/>
-      <w:r>
-        <w:rPr>
-          <w:color w:val="000000"/>
-          <w:lang w:eastAsia="ru-RU"/>
-        </w:rPr>
-        <w:t xml:space="preserve"> = </w:t>
+          <w:lang w:val="en-US" w:eastAsia="ru-RU"/>
+        </w:rPr>
+      </w:pPr>
+      <w:r>
+        <w:rPr>
+          <w:color w:val="000000"/>
+          <w:lang w:val="en-US" w:eastAsia="ru-RU"/>
+        </w:rPr>
+        <w:t xml:space="preserve">                temp = </w:t>
       </w:r>
       <w:r>
         <w:rPr>
           <w:color w:val="A31515"/>
-          <w:lang w:eastAsia="ru-RU"/>
+          <w:lang w:val="en-US" w:eastAsia="ru-RU"/>
         </w:rPr>
         <w:t>""</w:t>
       </w:r>
@@ -10412,40 +10596,31 @@
         <w:pStyle w:val="aff"/>
         <w:rPr>
           <w:color w:val="000000"/>
-          <w:lang w:eastAsia="ru-RU"/>
-        </w:rPr>
-      </w:pPr>
-      <w:r>
-        <w:rPr>
-          <w:color w:val="000000"/>
-          <w:lang w:eastAsia="ru-RU"/>
+          <w:lang w:val="en-US" w:eastAsia="ru-RU"/>
+        </w:rPr>
+      </w:pPr>
+      <w:r>
+        <w:rPr>
+          <w:color w:val="000000"/>
+          <w:lang w:val="en-US" w:eastAsia="ru-RU"/>
         </w:rPr>
         <w:t xml:space="preserve">        </w:t>
       </w:r>
-      <w:proofErr w:type="spellStart"/>
-      <w:r>
-        <w:rPr>
-          <w:lang w:eastAsia="ru-RU"/>
+      <w:proofErr w:type="gramStart"/>
+      <w:r>
+        <w:rPr>
+          <w:lang w:val="en-US" w:eastAsia="ru-RU"/>
         </w:rPr>
         <w:t>return</w:t>
       </w:r>
-      <w:proofErr w:type="spellEnd"/>
-      <w:r>
-        <w:rPr>
-          <w:color w:val="000000"/>
-          <w:lang w:eastAsia="ru-RU"/>
-        </w:rPr>
-        <w:t xml:space="preserve"> </w:t>
-      </w:r>
-      <w:proofErr w:type="spellStart"/>
-      <w:r>
-        <w:rPr>
-          <w:color w:val="000000"/>
-          <w:lang w:eastAsia="ru-RU"/>
-        </w:rPr>
-        <w:t>res</w:t>
-      </w:r>
-      <w:proofErr w:type="spellEnd"/>
+      <w:proofErr w:type="gramEnd"/>
+      <w:r>
+        <w:rPr>
+          <w:color w:val="000000"/>
+          <w:lang w:val="en-US" w:eastAsia="ru-RU"/>
+        </w:rPr>
+        <w:t xml:space="preserve"> res</w:t>
+      </w:r>
     </w:p>
     <w:p>
       <w:pPr>
@@ -10458,7 +10633,7 @@
           <w:color w:val="000000"/>
           <w:sz w:val="24"/>
           <w:szCs w:val="24"/>
-          <w:lang w:eastAsia="ru-RU"/>
+          <w:lang w:val="en-US" w:eastAsia="ru-RU"/>
         </w:rPr>
       </w:pPr>
     </w:p>
@@ -11716,16 +11891,7 @@
           <w:color w:val="000000"/>
           <w:lang w:val="en-US" w:eastAsia="ru-RU"/>
         </w:rPr>
-        <w:t>.build_</w:t>
-      </w:r>
-      <w:bookmarkStart w:id="3" w:name="_GoBack"/>
-      <w:bookmarkEnd w:id="3"/>
-      <w:r>
-        <w:rPr>
-          <w:color w:val="000000"/>
-          <w:lang w:val="en-US" w:eastAsia="ru-RU"/>
-        </w:rPr>
-        <w:t>shannon_fano</w:t>
+        <w:t>.build_shannon_fano</w:t>
       </w:r>
       <w:proofErr w:type="spellEnd"/>
       <w:r>
@@ -13054,7 +13220,7 @@
         <w:pStyle w:val="aff"/>
         <w:rPr>
           <w:color w:val="000000"/>
-          <w:lang w:eastAsia="ru-RU"/>
+          <w:lang w:val="en-US" w:eastAsia="ru-RU"/>
         </w:rPr>
       </w:pPr>
       <w:r>
@@ -13064,49 +13230,40 @@
         </w:rPr>
         <w:t xml:space="preserve">        </w:t>
       </w:r>
-      <w:proofErr w:type="spellStart"/>
       <w:proofErr w:type="gramStart"/>
       <w:r>
         <w:rPr>
           <w:color w:val="000000"/>
-          <w:lang w:eastAsia="ru-RU"/>
-        </w:rPr>
-        <w:t>print</w:t>
-      </w:r>
-      <w:proofErr w:type="spellEnd"/>
-      <w:r>
-        <w:rPr>
-          <w:color w:val="000000"/>
-          <w:lang w:eastAsia="ru-RU"/>
-        </w:rPr>
-        <w:t>(</w:t>
+          <w:lang w:val="en-US" w:eastAsia="ru-RU"/>
+        </w:rPr>
+        <w:t>print(</w:t>
       </w:r>
       <w:proofErr w:type="gramEnd"/>
       <w:r>
         <w:rPr>
           <w:color w:val="A31515"/>
-          <w:lang w:eastAsia="ru-RU"/>
+          <w:lang w:val="en-US" w:eastAsia="ru-RU"/>
         </w:rPr>
         <w:t>"-"</w:t>
       </w:r>
       <w:r>
         <w:rPr>
           <w:color w:val="000000"/>
-          <w:lang w:eastAsia="ru-RU"/>
+          <w:lang w:val="en-US" w:eastAsia="ru-RU"/>
         </w:rPr>
         <w:t xml:space="preserve"> * </w:t>
       </w:r>
       <w:r>
         <w:rPr>
           <w:color w:val="098658"/>
-          <w:lang w:eastAsia="ru-RU"/>
+          <w:lang w:val="en-US" w:eastAsia="ru-RU"/>
         </w:rPr>
         <w:t>30</w:t>
       </w:r>
       <w:r>
         <w:rPr>
           <w:color w:val="000000"/>
-          <w:lang w:eastAsia="ru-RU"/>
+          <w:lang w:val="en-US" w:eastAsia="ru-RU"/>
         </w:rPr>
         <w:t>)</w:t>
       </w:r>
@@ -13116,7 +13273,7 @@
         <w:pStyle w:val="aff"/>
         <w:rPr>
           <w:color w:val="000000"/>
-          <w:lang w:eastAsia="ru-RU"/>
+          <w:lang w:val="en-US" w:eastAsia="ru-RU"/>
         </w:rPr>
       </w:pPr>
     </w:p>
@@ -13240,7 +13397,7 @@
         <w:pStyle w:val="aff"/>
         <w:rPr>
           <w:color w:val="000000"/>
-          <w:lang w:eastAsia="ru-RU"/>
+          <w:lang w:val="en-US" w:eastAsia="ru-RU"/>
         </w:rPr>
       </w:pPr>
       <w:r>
@@ -13250,35 +13407,54 @@
         </w:rPr>
         <w:t xml:space="preserve">        </w:t>
       </w:r>
-      <w:proofErr w:type="spellStart"/>
       <w:proofErr w:type="gramStart"/>
       <w:r>
         <w:rPr>
           <w:color w:val="000000"/>
-          <w:lang w:eastAsia="ru-RU"/>
-        </w:rPr>
-        <w:t>print</w:t>
-      </w:r>
-      <w:proofErr w:type="spellEnd"/>
-      <w:r>
-        <w:rPr>
-          <w:color w:val="000000"/>
-          <w:lang w:eastAsia="ru-RU"/>
-        </w:rPr>
-        <w:t>(</w:t>
+          <w:lang w:val="en-US" w:eastAsia="ru-RU"/>
+        </w:rPr>
+        <w:t>print(</w:t>
       </w:r>
       <w:proofErr w:type="gramEnd"/>
       <w:r>
         <w:rPr>
           <w:color w:val="A31515"/>
-          <w:lang w:eastAsia="ru-RU"/>
-        </w:rPr>
-        <w:t>"\n--- ЛАБОРАТОРНАЯ РАБОТА № 3 ---"</w:t>
-      </w:r>
-      <w:r>
-        <w:rPr>
-          <w:color w:val="000000"/>
-          <w:lang w:eastAsia="ru-RU"/>
+          <w:lang w:val="en-US" w:eastAsia="ru-RU"/>
+        </w:rPr>
+        <w:t xml:space="preserve">"\n--- </w:t>
+      </w:r>
+      <w:r>
+        <w:rPr>
+          <w:color w:val="A31515"/>
+          <w:lang w:eastAsia="ru-RU"/>
+        </w:rPr>
+        <w:t>ЛАБОРАТОРНАЯ</w:t>
+      </w:r>
+      <w:r>
+        <w:rPr>
+          <w:color w:val="A31515"/>
+          <w:lang w:val="en-US" w:eastAsia="ru-RU"/>
+        </w:rPr>
+        <w:t xml:space="preserve"> </w:t>
+      </w:r>
+      <w:r>
+        <w:rPr>
+          <w:color w:val="A31515"/>
+          <w:lang w:eastAsia="ru-RU"/>
+        </w:rPr>
+        <w:t>РАБОТА</w:t>
+      </w:r>
+      <w:r>
+        <w:rPr>
+          <w:color w:val="A31515"/>
+          <w:lang w:val="en-US" w:eastAsia="ru-RU"/>
+        </w:rPr>
+        <w:t xml:space="preserve"> № 3 ---"</w:t>
+      </w:r>
+      <w:r>
+        <w:rPr>
+          <w:color w:val="000000"/>
+          <w:lang w:val="en-US" w:eastAsia="ru-RU"/>
         </w:rPr>
         <w:t>)</w:t>
       </w:r>
@@ -13294,34 +13470,32 @@
       <w:r>
         <w:rPr>
           <w:color w:val="000000"/>
-          <w:lang w:eastAsia="ru-RU"/>
+          <w:lang w:val="en-US" w:eastAsia="ru-RU"/>
         </w:rPr>
         <w:t xml:space="preserve">        </w:t>
       </w:r>
-      <w:proofErr w:type="spellStart"/>
       <w:proofErr w:type="gramStart"/>
       <w:r>
         <w:rPr>
           <w:color w:val="000000"/>
-          <w:lang w:eastAsia="ru-RU"/>
-        </w:rPr>
-        <w:t>print</w:t>
-      </w:r>
-      <w:proofErr w:type="spellEnd"/>
-      <w:r>
-        <w:rPr>
-          <w:color w:val="000000"/>
-          <w:lang w:eastAsia="ru-RU"/>
-        </w:rPr>
-        <w:t>(</w:t>
+          <w:lang w:val="en-US" w:eastAsia="ru-RU"/>
+        </w:rPr>
+        <w:t>print(</w:t>
       </w:r>
       <w:proofErr w:type="gramEnd"/>
       <w:r>
         <w:rPr>
           <w:color w:val="A31515"/>
-          <w:lang w:eastAsia="ru-RU"/>
-        </w:rPr>
-        <w:t>"1. Загрузить текст из файла"</w:t>
+          <w:lang w:val="en-US" w:eastAsia="ru-RU"/>
+        </w:rPr>
+        <w:t xml:space="preserve">"1. </w:t>
+      </w:r>
+      <w:r>
+        <w:rPr>
+          <w:color w:val="A31515"/>
+          <w:lang w:eastAsia="ru-RU"/>
+        </w:rPr>
+        <w:t>Загрузить текст из файла"</w:t>
       </w:r>
       <w:r>
         <w:rPr>
@@ -13637,14 +13811,16 @@
         <w:t xml:space="preserve">            </w:t>
       </w:r>
       <w:proofErr w:type="spellStart"/>
-      <w:r>
-        <w:rPr>
-          <w:color w:val="000000"/>
-          <w:lang w:eastAsia="ru-RU"/>
+      <w:proofErr w:type="gramStart"/>
+      <w:r>
+        <w:rPr>
+          <w:color w:val="000000"/>
+          <w:lang w:val="en-US" w:eastAsia="ru-RU"/>
         </w:rPr>
         <w:t>fname</w:t>
       </w:r>
       <w:proofErr w:type="spellEnd"/>
+      <w:proofErr w:type="gramEnd"/>
       <w:r>
         <w:rPr>
           <w:color w:val="000000"/>
@@ -13652,55 +13828,254 @@
         </w:rPr>
         <w:t xml:space="preserve"> = </w:t>
       </w:r>
-      <w:proofErr w:type="spellStart"/>
+      <w:r>
+        <w:rPr>
+          <w:color w:val="000000"/>
+          <w:lang w:val="en-US" w:eastAsia="ru-RU"/>
+        </w:rPr>
+        <w:t>input</w:t>
+      </w:r>
+      <w:r>
+        <w:rPr>
+          <w:color w:val="000000"/>
+          <w:lang w:eastAsia="ru-RU"/>
+        </w:rPr>
+        <w:t>(</w:t>
+      </w:r>
+      <w:r>
+        <w:rPr>
+          <w:color w:val="A31515"/>
+          <w:lang w:eastAsia="ru-RU"/>
+        </w:rPr>
+        <w:t>"</w:t>
+      </w:r>
+      <w:r>
+        <w:rPr>
+          <w:color w:val="A31515"/>
+          <w:lang w:eastAsia="ru-RU"/>
+        </w:rPr>
+        <w:t>Введите</w:t>
+      </w:r>
+      <w:r>
+        <w:rPr>
+          <w:color w:val="A31515"/>
+          <w:lang w:eastAsia="ru-RU"/>
+        </w:rPr>
+        <w:t xml:space="preserve"> </w:t>
+      </w:r>
+      <w:r>
+        <w:rPr>
+          <w:color w:val="A31515"/>
+          <w:lang w:eastAsia="ru-RU"/>
+        </w:rPr>
+        <w:t>имя</w:t>
+      </w:r>
+      <w:r>
+        <w:rPr>
+          <w:color w:val="A31515"/>
+          <w:lang w:eastAsia="ru-RU"/>
+        </w:rPr>
+        <w:t xml:space="preserve"> </w:t>
+      </w:r>
+      <w:r>
+        <w:rPr>
+          <w:color w:val="A31515"/>
+          <w:lang w:eastAsia="ru-RU"/>
+        </w:rPr>
+        <w:t>файла</w:t>
+      </w:r>
+      <w:r>
+        <w:rPr>
+          <w:color w:val="A31515"/>
+          <w:lang w:eastAsia="ru-RU"/>
+        </w:rPr>
+        <w:t xml:space="preserve"> (</w:t>
+      </w:r>
+      <w:r>
+        <w:rPr>
+          <w:color w:val="A31515"/>
+          <w:lang w:eastAsia="ru-RU"/>
+        </w:rPr>
+        <w:t>по</w:t>
+      </w:r>
+      <w:r>
+        <w:rPr>
+          <w:color w:val="A31515"/>
+          <w:lang w:eastAsia="ru-RU"/>
+        </w:rPr>
+        <w:t xml:space="preserve"> </w:t>
+      </w:r>
+      <w:r>
+        <w:rPr>
+          <w:color w:val="A31515"/>
+          <w:lang w:eastAsia="ru-RU"/>
+        </w:rPr>
+        <w:t>умолчанию</w:t>
+      </w:r>
+      <w:r>
+        <w:rPr>
+          <w:color w:val="A31515"/>
+          <w:lang w:eastAsia="ru-RU"/>
+        </w:rPr>
+        <w:t xml:space="preserve"> </w:t>
+      </w:r>
+      <w:r>
+        <w:rPr>
+          <w:color w:val="A31515"/>
+          <w:lang w:val="en-US" w:eastAsia="ru-RU"/>
+        </w:rPr>
+        <w:t>'input.txt'): "</w:t>
+      </w:r>
+      <w:r>
+        <w:rPr>
+          <w:color w:val="000000"/>
+          <w:lang w:val="en-US" w:eastAsia="ru-RU"/>
+        </w:rPr>
+        <w:t xml:space="preserve">) </w:t>
+      </w:r>
+      <w:r>
+        <w:rPr>
+          <w:color w:val="0000FF"/>
+          <w:lang w:val="en-US" w:eastAsia="ru-RU"/>
+        </w:rPr>
+        <w:t>or</w:t>
+      </w:r>
+      <w:r>
+        <w:rPr>
+          <w:color w:val="000000"/>
+          <w:lang w:val="en-US" w:eastAsia="ru-RU"/>
+        </w:rPr>
+        <w:t xml:space="preserve"> </w:t>
+      </w:r>
+      <w:r>
+        <w:rPr>
+          <w:color w:val="A31515"/>
+          <w:lang w:val="en-US" w:eastAsia="ru-RU"/>
+        </w:rPr>
+        <w:t>"input.txt"</w:t>
+      </w:r>
+    </w:p>
+    <w:p>
+      <w:pPr>
+        <w:pStyle w:val="aff"/>
+        <w:rPr>
+          <w:color w:val="000000"/>
+          <w:lang w:val="en-US" w:eastAsia="ru-RU"/>
+        </w:rPr>
+      </w:pPr>
+      <w:r>
+        <w:rPr>
+          <w:color w:val="000000"/>
+          <w:lang w:val="en-US" w:eastAsia="ru-RU"/>
+        </w:rPr>
+        <w:t xml:space="preserve">            </w:t>
+      </w:r>
+      <w:proofErr w:type="spellStart"/>
+      <w:r>
+        <w:rPr>
+          <w:color w:val="000000"/>
+          <w:lang w:val="en-US" w:eastAsia="ru-RU"/>
+        </w:rPr>
+        <w:t>analyzer.preprocess_</w:t>
+      </w:r>
       <w:proofErr w:type="gramStart"/>
       <w:r>
         <w:rPr>
           <w:color w:val="000000"/>
-          <w:lang w:eastAsia="ru-RU"/>
-        </w:rPr>
-        <w:t>input</w:t>
-      </w:r>
-      <w:proofErr w:type="spellEnd"/>
-      <w:r>
-        <w:rPr>
-          <w:color w:val="000000"/>
-          <w:lang w:eastAsia="ru-RU"/>
+          <w:lang w:val="en-US" w:eastAsia="ru-RU"/>
+        </w:rPr>
+        <w:t>text</w:t>
+      </w:r>
+      <w:proofErr w:type="spellEnd"/>
+      <w:r>
+        <w:rPr>
+          <w:color w:val="000000"/>
+          <w:lang w:val="en-US" w:eastAsia="ru-RU"/>
         </w:rPr>
         <w:t>(</w:t>
       </w:r>
+      <w:proofErr w:type="spellStart"/>
       <w:proofErr w:type="gramEnd"/>
       <w:r>
         <w:rPr>
+          <w:color w:val="000000"/>
+          <w:lang w:val="en-US" w:eastAsia="ru-RU"/>
+        </w:rPr>
+        <w:t>analyzer.load_file</w:t>
+      </w:r>
+      <w:proofErr w:type="spellEnd"/>
+      <w:r>
+        <w:rPr>
+          <w:color w:val="000000"/>
+          <w:lang w:val="en-US" w:eastAsia="ru-RU"/>
+        </w:rPr>
+        <w:t>(</w:t>
+      </w:r>
+      <w:proofErr w:type="spellStart"/>
+      <w:r>
+        <w:rPr>
+          <w:color w:val="000000"/>
+          <w:lang w:val="en-US" w:eastAsia="ru-RU"/>
+        </w:rPr>
+        <w:t>fname</w:t>
+      </w:r>
+      <w:proofErr w:type="spellEnd"/>
+      <w:r>
+        <w:rPr>
+          <w:color w:val="000000"/>
+          <w:lang w:val="en-US" w:eastAsia="ru-RU"/>
+        </w:rPr>
+        <w:t>))</w:t>
+      </w:r>
+    </w:p>
+    <w:p>
+      <w:pPr>
+        <w:pStyle w:val="aff"/>
+        <w:rPr>
+          <w:color w:val="000000"/>
+          <w:lang w:val="en-US" w:eastAsia="ru-RU"/>
+        </w:rPr>
+      </w:pPr>
+      <w:r>
+        <w:rPr>
+          <w:color w:val="000000"/>
+          <w:lang w:val="en-US" w:eastAsia="ru-RU"/>
+        </w:rPr>
+        <w:t xml:space="preserve">            </w:t>
+      </w:r>
+      <w:proofErr w:type="gramStart"/>
+      <w:r>
+        <w:rPr>
+          <w:color w:val="000000"/>
+          <w:lang w:val="en-US" w:eastAsia="ru-RU"/>
+        </w:rPr>
+        <w:t>print(</w:t>
+      </w:r>
+      <w:proofErr w:type="gramEnd"/>
+      <w:r>
+        <w:rPr>
+          <w:color w:val="0000FF"/>
+          <w:lang w:val="en-US" w:eastAsia="ru-RU"/>
+        </w:rPr>
+        <w:t>f</w:t>
+      </w:r>
+      <w:r>
+        <w:rPr>
           <w:color w:val="A31515"/>
-          <w:lang w:eastAsia="ru-RU"/>
-        </w:rPr>
-        <w:t xml:space="preserve">"Введите имя файла (по умолчанию </w:t>
+          <w:lang w:val="en-US" w:eastAsia="ru-RU"/>
+        </w:rPr>
+        <w:t>"</w:t>
       </w:r>
       <w:r>
         <w:rPr>
           <w:color w:val="A31515"/>
-          <w:lang w:val="en-US" w:eastAsia="ru-RU"/>
-        </w:rPr>
-        <w:t>'input.txt'): "</w:t>
-      </w:r>
-      <w:r>
-        <w:rPr>
-          <w:color w:val="000000"/>
-          <w:lang w:val="en-US" w:eastAsia="ru-RU"/>
-        </w:rPr>
-        <w:t xml:space="preserve">) </w:t>
-      </w:r>
-      <w:r>
-        <w:rPr>
-          <w:color w:val="0000FF"/>
-          <w:lang w:val="en-US" w:eastAsia="ru-RU"/>
-        </w:rPr>
-        <w:t>or</w:t>
-      </w:r>
-      <w:r>
-        <w:rPr>
-          <w:color w:val="000000"/>
+          <w:lang w:eastAsia="ru-RU"/>
+        </w:rPr>
+        <w:t>Текст</w:t>
+      </w:r>
+      <w:r>
+        <w:rPr>
+          <w:color w:val="A31515"/>
           <w:lang w:val="en-US" w:eastAsia="ru-RU"/>
         </w:rPr>
         <w:t xml:space="preserve"> </w:t>
@@ -13708,9 +14083,67 @@
       <w:r>
         <w:rPr>
           <w:color w:val="A31515"/>
-          <w:lang w:val="en-US" w:eastAsia="ru-RU"/>
-        </w:rPr>
-        <w:t>"input.txt"</w:t>
+          <w:lang w:eastAsia="ru-RU"/>
+        </w:rPr>
+        <w:t>загружен</w:t>
+      </w:r>
+      <w:r>
+        <w:rPr>
+          <w:color w:val="A31515"/>
+          <w:lang w:val="en-US" w:eastAsia="ru-RU"/>
+        </w:rPr>
+        <w:t xml:space="preserve"> (</w:t>
+      </w:r>
+      <w:r>
+        <w:rPr>
+          <w:color w:val="000000"/>
+          <w:lang w:val="en-US" w:eastAsia="ru-RU"/>
+        </w:rPr>
+        <w:t>{</w:t>
+      </w:r>
+      <w:proofErr w:type="spellStart"/>
+      <w:r>
+        <w:rPr>
+          <w:color w:val="000000"/>
+          <w:lang w:val="en-US" w:eastAsia="ru-RU"/>
+        </w:rPr>
+        <w:t>analyzer.text_length</w:t>
+      </w:r>
+      <w:proofErr w:type="spellEnd"/>
+      <w:r>
+        <w:rPr>
+          <w:color w:val="000000"/>
+          <w:lang w:val="en-US" w:eastAsia="ru-RU"/>
+        </w:rPr>
+        <w:t>}</w:t>
+      </w:r>
+      <w:r>
+        <w:rPr>
+          <w:color w:val="A31515"/>
+          <w:lang w:val="en-US" w:eastAsia="ru-RU"/>
+        </w:rPr>
+        <w:t xml:space="preserve"> </w:t>
+      </w:r>
+      <w:r>
+        <w:rPr>
+          <w:color w:val="A31515"/>
+          <w:lang w:eastAsia="ru-RU"/>
+        </w:rPr>
+        <w:t>символов</w:t>
+      </w:r>
+      <w:r>
+        <w:rPr>
+          <w:color w:val="A31515"/>
+          <w:lang w:val="en-US" w:eastAsia="ru-RU"/>
+        </w:rPr>
+        <w:t>)"</w:t>
+      </w:r>
+      <w:r>
+        <w:rPr>
+          <w:color w:val="000000"/>
+          <w:lang w:val="en-US" w:eastAsia="ru-RU"/>
+        </w:rPr>
+        <w:t>)</w:t>
       </w:r>
     </w:p>
     <w:p>
@@ -13728,186 +14161,19 @@
         </w:rPr>
         <w:t xml:space="preserve">            </w:t>
       </w:r>
-      <w:proofErr w:type="spellStart"/>
-      <w:r>
-        <w:rPr>
-          <w:color w:val="000000"/>
-          <w:lang w:val="en-US" w:eastAsia="ru-RU"/>
-        </w:rPr>
-        <w:t>analyzer.preprocess_</w:t>
-      </w:r>
-      <w:proofErr w:type="gramStart"/>
-      <w:r>
-        <w:rPr>
-          <w:color w:val="000000"/>
-          <w:lang w:val="en-US" w:eastAsia="ru-RU"/>
-        </w:rPr>
-        <w:t>text</w:t>
-      </w:r>
-      <w:proofErr w:type="spellEnd"/>
-      <w:r>
-        <w:rPr>
-          <w:color w:val="000000"/>
-          <w:lang w:val="en-US" w:eastAsia="ru-RU"/>
-        </w:rPr>
-        <w:t>(</w:t>
-      </w:r>
-      <w:proofErr w:type="spellStart"/>
-      <w:proofErr w:type="gramEnd"/>
-      <w:r>
-        <w:rPr>
-          <w:color w:val="000000"/>
-          <w:lang w:val="en-US" w:eastAsia="ru-RU"/>
-        </w:rPr>
-        <w:t>analyzer.load_file</w:t>
-      </w:r>
-      <w:proofErr w:type="spellEnd"/>
-      <w:r>
-        <w:rPr>
-          <w:color w:val="000000"/>
-          <w:lang w:val="en-US" w:eastAsia="ru-RU"/>
-        </w:rPr>
-        <w:t>(</w:t>
-      </w:r>
-      <w:proofErr w:type="spellStart"/>
-      <w:r>
-        <w:rPr>
-          <w:color w:val="000000"/>
-          <w:lang w:val="en-US" w:eastAsia="ru-RU"/>
-        </w:rPr>
-        <w:t>fname</w:t>
-      </w:r>
-      <w:proofErr w:type="spellEnd"/>
-      <w:r>
-        <w:rPr>
-          <w:color w:val="000000"/>
-          <w:lang w:val="en-US" w:eastAsia="ru-RU"/>
-        </w:rPr>
-        <w:t>))</w:t>
-      </w:r>
     </w:p>
     <w:p>
       <w:pPr>
         <w:pStyle w:val="aff"/>
         <w:rPr>
           <w:color w:val="000000"/>
-          <w:lang w:eastAsia="ru-RU"/>
-        </w:rPr>
-      </w:pPr>
-      <w:r>
-        <w:rPr>
-          <w:color w:val="000000"/>
-          <w:lang w:val="en-US" w:eastAsia="ru-RU"/>
-        </w:rPr>
-        <w:t xml:space="preserve">            </w:t>
-      </w:r>
-      <w:proofErr w:type="spellStart"/>
-      <w:proofErr w:type="gramStart"/>
-      <w:r>
-        <w:rPr>
-          <w:color w:val="000000"/>
-          <w:lang w:eastAsia="ru-RU"/>
-        </w:rPr>
-        <w:t>print</w:t>
-      </w:r>
-      <w:proofErr w:type="spellEnd"/>
-      <w:r>
-        <w:rPr>
-          <w:color w:val="000000"/>
-          <w:lang w:eastAsia="ru-RU"/>
-        </w:rPr>
-        <w:t>(</w:t>
-      </w:r>
-      <w:proofErr w:type="spellStart"/>
-      <w:proofErr w:type="gramEnd"/>
-      <w:r>
-        <w:rPr>
-          <w:color w:val="0000FF"/>
-          <w:lang w:eastAsia="ru-RU"/>
-        </w:rPr>
-        <w:t>f</w:t>
-      </w:r>
-      <w:r>
-        <w:rPr>
-          <w:color w:val="A31515"/>
-          <w:lang w:eastAsia="ru-RU"/>
-        </w:rPr>
-        <w:t>"Текст</w:t>
-      </w:r>
-      <w:proofErr w:type="spellEnd"/>
-      <w:r>
-        <w:rPr>
-          <w:color w:val="A31515"/>
-          <w:lang w:eastAsia="ru-RU"/>
-        </w:rPr>
-        <w:t xml:space="preserve"> загружен (</w:t>
-      </w:r>
-      <w:r>
-        <w:rPr>
-          <w:color w:val="000000"/>
-          <w:lang w:eastAsia="ru-RU"/>
-        </w:rPr>
-        <w:t>{</w:t>
-      </w:r>
-      <w:proofErr w:type="spellStart"/>
-      <w:r>
-        <w:rPr>
-          <w:color w:val="000000"/>
-          <w:lang w:eastAsia="ru-RU"/>
-        </w:rPr>
-        <w:t>analyzer.text_length</w:t>
-      </w:r>
-      <w:proofErr w:type="spellEnd"/>
-      <w:r>
-        <w:rPr>
-          <w:color w:val="000000"/>
-          <w:lang w:eastAsia="ru-RU"/>
-        </w:rPr>
-        <w:t>}</w:t>
-      </w:r>
-      <w:r>
-        <w:rPr>
-          <w:color w:val="A31515"/>
-          <w:lang w:eastAsia="ru-RU"/>
-        </w:rPr>
-        <w:t xml:space="preserve"> символов)"</w:t>
-      </w:r>
-      <w:r>
-        <w:rPr>
-          <w:color w:val="000000"/>
-          <w:lang w:eastAsia="ru-RU"/>
-        </w:rPr>
-        <w:t>)</w:t>
-      </w:r>
-    </w:p>
-    <w:p>
-      <w:pPr>
-        <w:pStyle w:val="aff"/>
-        <w:rPr>
-          <w:color w:val="000000"/>
-          <w:lang w:eastAsia="ru-RU"/>
-        </w:rPr>
-      </w:pPr>
-      <w:r>
-        <w:rPr>
-          <w:color w:val="000000"/>
-          <w:lang w:eastAsia="ru-RU"/>
-        </w:rPr>
-        <w:t xml:space="preserve">            </w:t>
-      </w:r>
-    </w:p>
-    <w:p>
-      <w:pPr>
-        <w:pStyle w:val="aff"/>
-        <w:rPr>
-          <w:color w:val="000000"/>
-          <w:lang w:val="en-US" w:eastAsia="ru-RU"/>
-        </w:rPr>
-      </w:pPr>
-      <w:r>
-        <w:rPr>
-          <w:color w:val="000000"/>
-          <w:lang w:eastAsia="ru-RU"/>
+          <w:lang w:val="en-US" w:eastAsia="ru-RU"/>
+        </w:rPr>
+      </w:pPr>
+      <w:r>
+        <w:rPr>
+          <w:color w:val="000000"/>
+          <w:lang w:val="en-US" w:eastAsia="ru-RU"/>
         </w:rPr>
         <w:t xml:space="preserve">        </w:t>
       </w:r>
@@ -14927,7 +15193,7 @@
           <w:color w:val="000000"/>
           <w:sz w:val="24"/>
           <w:szCs w:val="24"/>
-          <w:lang w:val="en-US" w:eastAsia="ru-RU"/>
+          <w:lang w:eastAsia="ru-RU"/>
         </w:rPr>
       </w:pPr>
     </w:p>
@@ -15032,10 +15298,7 @@
         <w:fldChar w:fldCharType="begin"/>
       </w:r>
       <w:r>
-        <w:instrText xml:space="preserve"> SEQ Рисунок \</w:instrText>
-      </w:r>
-      <w:r>
-        <w:instrText xml:space="preserve">* ARABIC </w:instrText>
+        <w:instrText xml:space="preserve"> SEQ Рисунок \* ARABIC </w:instrText>
       </w:r>
       <w:r>
         <w:fldChar w:fldCharType="separate"/>
@@ -15630,7 +15893,38 @@
           <w:i/>
           <w:iCs/>
         </w:rPr>
-        <w:t>H(Y/X) = H(X, Y) – H(Y)</w:t>
+        <w:t xml:space="preserve">H(Y/X) = </w:t>
+      </w:r>
+      <w:proofErr w:type="gramStart"/>
+      <w:r>
+        <w:rPr>
+          <w:i/>
+          <w:iCs/>
+        </w:rPr>
+        <w:t>H(</w:t>
+      </w:r>
+      <w:proofErr w:type="gramEnd"/>
+      <w:r>
+        <w:rPr>
+          <w:i/>
+          <w:iCs/>
+        </w:rPr>
+        <w:t>X, Y) – H(</w:t>
+      </w:r>
+      <w:r>
+        <w:rPr>
+          <w:i/>
+          <w:iCs/>
+          <w:lang w:val="en-US"/>
+        </w:rPr>
+        <w:t>X</w:t>
+      </w:r>
+      <w:r>
+        <w:rPr>
+          <w:i/>
+          <w:iCs/>
+        </w:rPr>
+        <w:t>)</w:t>
       </w:r>
       <w:r>
         <w:t xml:space="preserve"> </w:t>
@@ -15681,6 +15975,146 @@
       </w:r>
       <w:proofErr w:type="spellEnd"/>
       <w:r>
+        <w:t xml:space="preserve"> = </w:t>
+      </w:r>
+      <m:oMath>
+        <m:r>
+          <w:rPr>
+            <w:rFonts w:ascii="Cambria Math" w:hAnsi="Cambria Math"/>
+          </w:rPr>
+          <m:t>1-(</m:t>
+        </m:r>
+        <m:f>
+          <m:fPr>
+            <m:ctrlPr>
+              <w:rPr>
+                <w:rFonts w:ascii="Cambria Math" w:hAnsi="Cambria Math"/>
+                <w:i/>
+              </w:rPr>
+            </m:ctrlPr>
+          </m:fPr>
+          <m:num>
+            <m:r>
+              <w:rPr>
+                <w:rFonts w:ascii="Cambria Math" w:hAnsi="Cambria Math"/>
+                <w:lang w:val="en-US"/>
+              </w:rPr>
+              <m:t>H</m:t>
+            </m:r>
+            <m:r>
+              <w:rPr>
+                <w:rFonts w:ascii="Cambria Math" w:hAnsi="Cambria Math"/>
+              </w:rPr>
+              <m:t>(</m:t>
+            </m:r>
+            <m:r>
+              <w:rPr>
+                <w:rFonts w:ascii="Cambria Math" w:hAnsi="Cambria Math"/>
+                <w:lang w:val="en-US"/>
+              </w:rPr>
+              <m:t>X</m:t>
+            </m:r>
+            <m:r>
+              <w:rPr>
+                <w:rFonts w:ascii="Cambria Math" w:hAnsi="Cambria Math"/>
+              </w:rPr>
+              <m:t>)</m:t>
+            </m:r>
+          </m:num>
+          <m:den>
+            <m:sSub>
+              <m:sSubPr>
+                <m:ctrlPr>
+                  <w:rPr>
+                    <w:rFonts w:ascii="Cambria Math" w:hAnsi="Cambria Math"/>
+                    <w:i/>
+                    <w:lang w:val="en-US"/>
+                  </w:rPr>
+                </m:ctrlPr>
+              </m:sSubPr>
+              <m:e>
+                <m:r>
+                  <w:rPr>
+                    <w:rFonts w:ascii="Cambria Math" w:hAnsi="Cambria Math"/>
+                    <w:lang w:val="en-US"/>
+                  </w:rPr>
+                  <m:t>H</m:t>
+                </m:r>
+              </m:e>
+              <m:sub>
+                <m:r>
+                  <m:rPr>
+                    <m:sty m:val="p"/>
+                  </m:rPr>
+                  <w:rPr>
+                    <w:rFonts w:ascii="Cambria Math" w:hAnsi="Cambria Math"/>
+                    <w:lang w:val="en-US"/>
+                  </w:rPr>
+                  <m:t>max</m:t>
+                </m:r>
+                <m:r>
+                  <m:rPr>
+                    <m:sty m:val="p"/>
+                  </m:rPr>
+                  <w:rPr>
+                    <w:rFonts w:ascii="Cambria Math" w:hAnsi="Cambria Math"/>
+                  </w:rPr>
+                  <m:t>⁡</m:t>
+                </m:r>
+              </m:sub>
+            </m:sSub>
+          </m:den>
+        </m:f>
+        <m:r>
+          <w:rPr>
+            <w:rFonts w:ascii="Cambria Math" w:hAnsi="Cambria Math"/>
+          </w:rPr>
+          <m:t>)</m:t>
+        </m:r>
+      </m:oMath>
+      <w:r>
+        <w:t>;</w:t>
+      </w:r>
+    </w:p>
+    <w:p>
+      <w:pPr>
+        <w:pStyle w:val="aa"/>
+        <w:numPr>
+          <w:ilvl w:val="0"/>
+          <w:numId w:val="11"/>
+        </w:numPr>
+      </w:pPr>
+      <w:r>
+        <w:t xml:space="preserve">Избыточность, вызванная </w:t>
+      </w:r>
+      <w:r>
+        <w:t>статистической связью между соседними символами</w:t>
+      </w:r>
+      <w:r>
+        <w:t xml:space="preserve"> </w:t>
+      </w:r>
+      <w:r>
+        <w:rPr>
+          <w:i/>
+          <w:iCs/>
+          <w:lang w:val="en-US"/>
+        </w:rPr>
+        <w:t>D</w:t>
+      </w:r>
+      <w:r>
+        <w:rPr>
+          <w:i/>
+          <w:iCs/>
+          <w:vertAlign w:val="subscript"/>
+          <w:lang w:val="en-US"/>
+        </w:rPr>
+        <w:t>s</w:t>
+      </w:r>
+      <w:r>
+        <w:rPr>
+          <w:i/>
+          <w:iCs/>
+        </w:rPr>
         <w:t xml:space="preserve"> = </w:t>
       </w:r>
       <m:oMath>
@@ -15704,667 +16138,16 @@
               <w:rPr>
                 <w:rFonts w:ascii="Cambria Math" w:hAnsi="Cambria Math"/>
               </w:rPr>
-              <m:t>-</m:t>
+              <m:t>H(Y/X)</m:t>
             </m:r>
-            <m:nary>
-              <m:naryPr>
-                <m:chr m:val="∑"/>
-                <m:limLoc m:val="undOvr"/>
-                <m:supHide m:val="1"/>
-                <m:ctrlPr>
-                  <w:rPr>
-                    <w:rFonts w:ascii="Cambria Math" w:hAnsi="Cambria Math"/>
-                    <w:i/>
-                  </w:rPr>
-                </m:ctrlPr>
-              </m:naryPr>
-              <m:sub>
-                <m:r>
-                  <w:rPr>
-                    <w:rFonts w:ascii="Cambria Math" w:hAnsi="Cambria Math"/>
-                  </w:rPr>
-                  <m:t>i</m:t>
-                </m:r>
-              </m:sub>
-              <m:sup/>
-              <m:e>
-                <m:sSub>
-                  <m:sSubPr>
-                    <m:ctrlPr>
-                      <w:rPr>
-                        <w:rFonts w:ascii="Cambria Math" w:hAnsi="Cambria Math"/>
-                        <w:i/>
-                      </w:rPr>
-                    </m:ctrlPr>
-                  </m:sSubPr>
-                  <m:e>
-                    <m:r>
-                      <w:rPr>
-                        <w:rFonts w:ascii="Cambria Math" w:hAnsi="Cambria Math"/>
-                      </w:rPr>
-                      <m:t>p</m:t>
-                    </m:r>
-                  </m:e>
-                  <m:sub>
-                    <m:r>
-                      <w:rPr>
-                        <w:rFonts w:ascii="Cambria Math" w:hAnsi="Cambria Math"/>
-                      </w:rPr>
-                      <m:t>i</m:t>
-                    </m:r>
-                  </m:sub>
-                </m:sSub>
-                <m:func>
-                  <m:funcPr>
-                    <m:ctrlPr>
-                      <w:rPr>
-                        <w:rFonts w:ascii="Cambria Math" w:hAnsi="Cambria Math"/>
-                        <w:i/>
-                      </w:rPr>
-                    </m:ctrlPr>
-                  </m:funcPr>
-                  <m:fName>
-                    <m:sSub>
-                      <m:sSubPr>
-                        <m:ctrlPr>
-                          <w:rPr>
-                            <w:rFonts w:ascii="Cambria Math" w:hAnsi="Cambria Math"/>
-                            <w:i/>
-                          </w:rPr>
-                        </m:ctrlPr>
-                      </m:sSubPr>
-                      <m:e>
-                        <m:r>
-                          <m:rPr>
-                            <m:sty m:val="p"/>
-                          </m:rPr>
-                          <w:rPr>
-                            <w:rFonts w:ascii="Cambria Math" w:hAnsi="Cambria Math"/>
-                          </w:rPr>
-                          <m:t>log</m:t>
-                        </m:r>
-                      </m:e>
-                      <m:sub>
-                        <m:r>
-                          <w:rPr>
-                            <w:rFonts w:ascii="Cambria Math" w:hAnsi="Cambria Math"/>
-                          </w:rPr>
-                          <m:t>2</m:t>
-                        </m:r>
-                      </m:sub>
-                    </m:sSub>
-                  </m:fName>
-                  <m:e>
-                    <m:sSub>
-                      <m:sSubPr>
-                        <m:ctrlPr>
-                          <w:rPr>
-                            <w:rFonts w:ascii="Cambria Math" w:hAnsi="Cambria Math"/>
-                            <w:i/>
-                          </w:rPr>
-                        </m:ctrlPr>
-                      </m:sSubPr>
-                      <m:e>
-                        <m:r>
-                          <w:rPr>
-                            <w:rFonts w:ascii="Cambria Math" w:hAnsi="Cambria Math"/>
-                          </w:rPr>
-                          <m:t>p</m:t>
-                        </m:r>
-                      </m:e>
-                      <m:sub>
-                        <m:r>
-                          <w:rPr>
-                            <w:rFonts w:ascii="Cambria Math" w:hAnsi="Cambria Math"/>
-                          </w:rPr>
-                          <m:t>i</m:t>
-                        </m:r>
-                      </m:sub>
-                    </m:sSub>
-                  </m:e>
-                </m:func>
-              </m:e>
-            </m:nary>
-          </m:num>
-          <m:den>
-            <m:func>
-              <m:funcPr>
-                <m:ctrlPr>
-                  <w:rPr>
-                    <w:rFonts w:ascii="Cambria Math" w:hAnsi="Cambria Math"/>
-                    <w:i/>
-                  </w:rPr>
-                </m:ctrlPr>
-              </m:funcPr>
-              <m:fName>
-                <m:sSub>
-                  <m:sSubPr>
-                    <m:ctrlPr>
-                      <w:rPr>
-                        <w:rFonts w:ascii="Cambria Math" w:hAnsi="Cambria Math"/>
-                        <w:i/>
-                      </w:rPr>
-                    </m:ctrlPr>
-                  </m:sSubPr>
-                  <m:e>
-                    <m:r>
-                      <m:rPr>
-                        <m:sty m:val="p"/>
-                      </m:rPr>
-                      <w:rPr>
-                        <w:rFonts w:ascii="Cambria Math" w:hAnsi="Cambria Math"/>
-                      </w:rPr>
-                      <m:t>log</m:t>
-                    </m:r>
-                  </m:e>
-                  <m:sub>
-                    <m:r>
-                      <w:rPr>
-                        <w:rFonts w:ascii="Cambria Math" w:hAnsi="Cambria Math"/>
-                      </w:rPr>
-                      <m:t>2</m:t>
-                    </m:r>
-                  </m:sub>
-                </m:sSub>
-              </m:fName>
-              <m:e>
-                <m:r>
-                  <w:rPr>
-                    <w:rFonts w:ascii="Cambria Math" w:hAnsi="Cambria Math"/>
-                  </w:rPr>
-                  <m:t>m</m:t>
-                </m:r>
-              </m:e>
-            </m:func>
-          </m:den>
-        </m:f>
-        <m:r>
-          <w:rPr>
-            <w:rFonts w:ascii="Cambria Math" w:hAnsi="Cambria Math"/>
-          </w:rPr>
-          <m:t>)</m:t>
-        </m:r>
-      </m:oMath>
-      <w:r>
-        <w:t>;</w:t>
-      </w:r>
-    </w:p>
-    <w:p>
-      <w:pPr>
-        <w:pStyle w:val="aa"/>
-        <w:numPr>
-          <w:ilvl w:val="0"/>
-          <w:numId w:val="11"/>
-        </w:numPr>
-      </w:pPr>
-      <w:r>
-        <w:t xml:space="preserve">Избыточность, вызванная </w:t>
-      </w:r>
-      <w:r>
-        <w:t>статистической связью между соседними символами</w:t>
-      </w:r>
-      <w:r>
-        <w:t xml:space="preserve"> </w:t>
-      </w:r>
-      <w:r>
-        <w:rPr>
-          <w:i/>
-          <w:iCs/>
-          <w:lang w:val="en-US"/>
-        </w:rPr>
-        <w:t>D</w:t>
-      </w:r>
-      <w:r>
-        <w:rPr>
-          <w:i/>
-          <w:iCs/>
-          <w:vertAlign w:val="subscript"/>
-          <w:lang w:val="en-US"/>
-        </w:rPr>
-        <w:t>s</w:t>
-      </w:r>
-      <w:r>
-        <w:rPr>
-          <w:i/>
-          <w:iCs/>
-        </w:rPr>
-        <w:t xml:space="preserve"> = </w:t>
-      </w:r>
-      <m:oMath>
-        <m:r>
-          <w:rPr>
-            <w:rFonts w:ascii="Cambria Math" w:hAnsi="Cambria Math"/>
-          </w:rPr>
-          <m:t>1-(</m:t>
-        </m:r>
-        <m:f>
-          <m:fPr>
-            <m:ctrlPr>
-              <w:rPr>
-                <w:rFonts w:ascii="Cambria Math" w:hAnsi="Cambria Math"/>
-                <w:i/>
-              </w:rPr>
-            </m:ctrlPr>
-          </m:fPr>
-          <m:num>
-            <m:r>
-              <w:rPr>
-                <w:rFonts w:ascii="Cambria Math" w:hAnsi="Cambria Math"/>
-              </w:rPr>
-              <m:t>-</m:t>
-            </m:r>
-            <m:nary>
-              <m:naryPr>
-                <m:chr m:val="∑"/>
-                <m:limLoc m:val="undOvr"/>
-                <m:ctrlPr>
-                  <w:rPr>
-                    <w:rFonts w:ascii="Cambria Math" w:hAnsi="Cambria Math"/>
-                    <w:i/>
-                  </w:rPr>
-                </m:ctrlPr>
-              </m:naryPr>
-              <m:sub>
-                <m:r>
-                  <w:rPr>
-                    <w:rFonts w:ascii="Cambria Math" w:hAnsi="Cambria Math"/>
-                  </w:rPr>
-                  <m:t>i=1</m:t>
-                </m:r>
-              </m:sub>
-              <m:sup>
-                <m:r>
-                  <w:rPr>
-                    <w:rFonts w:ascii="Cambria Math" w:hAnsi="Cambria Math"/>
-                    <w:lang w:val="en-US"/>
-                  </w:rPr>
-                  <m:t>n</m:t>
-                </m:r>
-              </m:sup>
-              <m:e>
-                <m:nary>
-                  <m:naryPr>
-                    <m:chr m:val="∑"/>
-                    <m:limLoc m:val="undOvr"/>
-                    <m:ctrlPr>
-                      <w:rPr>
-                        <w:rFonts w:ascii="Cambria Math" w:hAnsi="Cambria Math"/>
-                        <w:i/>
-                      </w:rPr>
-                    </m:ctrlPr>
-                  </m:naryPr>
-                  <m:sub>
-                    <m:r>
-                      <w:rPr>
-                        <w:rFonts w:ascii="Cambria Math" w:hAnsi="Cambria Math"/>
-                      </w:rPr>
-                      <m:t>j=1</m:t>
-                    </m:r>
-                  </m:sub>
-                  <m:sup>
-                    <m:r>
-                      <w:rPr>
-                        <w:rFonts w:ascii="Cambria Math" w:hAnsi="Cambria Math"/>
-                      </w:rPr>
-                      <m:t>m</m:t>
-                    </m:r>
-                  </m:sup>
-                  <m:e>
-                    <m:sSub>
-                      <m:sSubPr>
-                        <m:ctrlPr>
-                          <w:rPr>
-                            <w:rFonts w:ascii="Cambria Math" w:hAnsi="Cambria Math"/>
-                            <w:i/>
-                          </w:rPr>
-                        </m:ctrlPr>
-                      </m:sSubPr>
-                      <m:e>
-                        <m:r>
-                          <w:rPr>
-                            <w:rFonts w:ascii="Cambria Math" w:hAnsi="Cambria Math"/>
-                          </w:rPr>
-                          <m:t>p</m:t>
-                        </m:r>
-                      </m:e>
-                      <m:sub>
-                        <m:r>
-                          <w:rPr>
-                            <w:rFonts w:ascii="Cambria Math" w:hAnsi="Cambria Math"/>
-                          </w:rPr>
-                          <m:t>i</m:t>
-                        </m:r>
-                      </m:sub>
-                    </m:sSub>
-                    <m:r>
-                      <w:rPr>
-                        <w:rFonts w:ascii="Cambria Math" w:hAnsi="Cambria Math"/>
-                      </w:rPr>
-                      <m:t>p(</m:t>
-                    </m:r>
-                    <m:sSub>
-                      <m:sSubPr>
-                        <m:ctrlPr>
-                          <w:rPr>
-                            <w:rFonts w:ascii="Cambria Math" w:hAnsi="Cambria Math"/>
-                            <w:i/>
-                            <w:lang w:val="en-US"/>
-                          </w:rPr>
-                        </m:ctrlPr>
-                      </m:sSubPr>
-                      <m:e>
-                        <m:r>
-                          <w:rPr>
-                            <w:rFonts w:ascii="Cambria Math" w:hAnsi="Cambria Math"/>
-                            <w:lang w:val="en-US"/>
-                          </w:rPr>
-                          <m:t>y</m:t>
-                        </m:r>
-                      </m:e>
-                      <m:sub>
-                        <m:r>
-                          <w:rPr>
-                            <w:rFonts w:ascii="Cambria Math" w:hAnsi="Cambria Math"/>
-                            <w:lang w:val="en-US"/>
-                          </w:rPr>
-                          <m:t>j</m:t>
-                        </m:r>
-                      </m:sub>
-                    </m:sSub>
-                    <m:r>
-                      <w:rPr>
-                        <w:rFonts w:ascii="Cambria Math" w:hAnsi="Cambria Math"/>
-                      </w:rPr>
-                      <m:t>|</m:t>
-                    </m:r>
-                    <m:sSub>
-                      <m:sSubPr>
-                        <m:ctrlPr>
-                          <w:rPr>
-                            <w:rFonts w:ascii="Cambria Math" w:hAnsi="Cambria Math"/>
-                            <w:i/>
-                            <w:lang w:val="en-US"/>
-                          </w:rPr>
-                        </m:ctrlPr>
-                      </m:sSubPr>
-                      <m:e>
-                        <m:r>
-                          <w:rPr>
-                            <w:rFonts w:ascii="Cambria Math" w:hAnsi="Cambria Math"/>
-                            <w:lang w:val="en-US"/>
-                          </w:rPr>
-                          <m:t>x</m:t>
-                        </m:r>
-                      </m:e>
-                      <m:sub>
-                        <m:r>
-                          <w:rPr>
-                            <w:rFonts w:ascii="Cambria Math" w:hAnsi="Cambria Math"/>
-                            <w:lang w:val="en-US"/>
-                          </w:rPr>
-                          <m:t>i</m:t>
-                        </m:r>
-                      </m:sub>
-                    </m:sSub>
-                    <m:r>
-                      <w:rPr>
-                        <w:rFonts w:ascii="Cambria Math" w:hAnsi="Cambria Math"/>
-                      </w:rPr>
-                      <m:t>)</m:t>
-                    </m:r>
-                    <m:func>
-                      <m:funcPr>
-                        <m:ctrlPr>
-                          <w:rPr>
-                            <w:rFonts w:ascii="Cambria Math" w:hAnsi="Cambria Math"/>
-                            <w:i/>
-                            <w:lang w:val="en-US"/>
-                          </w:rPr>
-                        </m:ctrlPr>
-                      </m:funcPr>
-                      <m:fName>
-                        <m:sSub>
-                          <m:sSubPr>
-                            <m:ctrlPr>
-                              <w:rPr>
-                                <w:rFonts w:ascii="Cambria Math" w:hAnsi="Cambria Math"/>
-                                <w:i/>
-                                <w:lang w:val="en-US"/>
-                              </w:rPr>
-                            </m:ctrlPr>
-                          </m:sSubPr>
-                          <m:e>
-                            <m:r>
-                              <m:rPr>
-                                <m:sty m:val="p"/>
-                              </m:rPr>
-                              <w:rPr>
-                                <w:rFonts w:ascii="Cambria Math" w:hAnsi="Cambria Math"/>
-                                <w:lang w:val="en-US"/>
-                              </w:rPr>
-                              <m:t>log</m:t>
-                            </m:r>
-                          </m:e>
-                          <m:sub>
-                            <m:r>
-                              <w:rPr>
-                                <w:rFonts w:ascii="Cambria Math" w:hAnsi="Cambria Math"/>
-                              </w:rPr>
-                              <m:t>2</m:t>
-                            </m:r>
-                          </m:sub>
-                        </m:sSub>
-                      </m:fName>
-                      <m:e>
-                        <m:r>
-                          <w:rPr>
-                            <w:rFonts w:ascii="Cambria Math" w:hAnsi="Cambria Math"/>
-                          </w:rPr>
-                          <m:t>p(</m:t>
-                        </m:r>
-                        <m:sSub>
-                          <m:sSubPr>
-                            <m:ctrlPr>
-                              <w:rPr>
-                                <w:rFonts w:ascii="Cambria Math" w:hAnsi="Cambria Math"/>
-                                <w:i/>
-                                <w:lang w:val="en-US"/>
-                              </w:rPr>
-                            </m:ctrlPr>
-                          </m:sSubPr>
-                          <m:e>
-                            <m:r>
-                              <w:rPr>
-                                <w:rFonts w:ascii="Cambria Math" w:hAnsi="Cambria Math"/>
-                                <w:lang w:val="en-US"/>
-                              </w:rPr>
-                              <m:t>y</m:t>
-                            </m:r>
-                          </m:e>
-                          <m:sub>
-                            <m:r>
-                              <w:rPr>
-                                <w:rFonts w:ascii="Cambria Math" w:hAnsi="Cambria Math"/>
-                                <w:lang w:val="en-US"/>
-                              </w:rPr>
-                              <m:t>j</m:t>
-                            </m:r>
-                          </m:sub>
-                        </m:sSub>
-                        <m:r>
-                          <w:rPr>
-                            <w:rFonts w:ascii="Cambria Math" w:hAnsi="Cambria Math"/>
-                          </w:rPr>
-                          <m:t>|</m:t>
-                        </m:r>
-                        <m:sSub>
-                          <m:sSubPr>
-                            <m:ctrlPr>
-                              <w:rPr>
-                                <w:rFonts w:ascii="Cambria Math" w:hAnsi="Cambria Math"/>
-                                <w:i/>
-                                <w:lang w:val="en-US"/>
-                              </w:rPr>
-                            </m:ctrlPr>
-                          </m:sSubPr>
-                          <m:e>
-                            <m:r>
-                              <w:rPr>
-                                <w:rFonts w:ascii="Cambria Math" w:hAnsi="Cambria Math"/>
-                                <w:lang w:val="en-US"/>
-                              </w:rPr>
-                              <m:t>x</m:t>
-                            </m:r>
-                          </m:e>
-                          <m:sub>
-                            <m:r>
-                              <w:rPr>
-                                <w:rFonts w:ascii="Cambria Math" w:hAnsi="Cambria Math"/>
-                                <w:lang w:val="en-US"/>
-                              </w:rPr>
-                              <m:t>i</m:t>
-                            </m:r>
-                          </m:sub>
-                        </m:sSub>
-                        <m:r>
-                          <w:rPr>
-                            <w:rFonts w:ascii="Cambria Math" w:hAnsi="Cambria Math"/>
-                          </w:rPr>
-                          <m:t>)</m:t>
-                        </m:r>
-                      </m:e>
-                    </m:func>
-                  </m:e>
-                </m:nary>
-              </m:e>
-            </m:nary>
           </m:num>
           <m:den>
             <m:r>
               <w:rPr>
                 <w:rFonts w:ascii="Cambria Math" w:hAnsi="Cambria Math"/>
               </w:rPr>
-              <m:t>-</m:t>
+              <m:t>H(X)</m:t>
             </m:r>
-            <m:nary>
-              <m:naryPr>
-                <m:chr m:val="∑"/>
-                <m:limLoc m:val="undOvr"/>
-                <m:supHide m:val="1"/>
-                <m:ctrlPr>
-                  <w:rPr>
-                    <w:rFonts w:ascii="Cambria Math" w:hAnsi="Cambria Math"/>
-                    <w:i/>
-                  </w:rPr>
-                </m:ctrlPr>
-              </m:naryPr>
-              <m:sub>
-                <m:r>
-                  <w:rPr>
-                    <w:rFonts w:ascii="Cambria Math" w:hAnsi="Cambria Math"/>
-                  </w:rPr>
-                  <m:t>i</m:t>
-                </m:r>
-              </m:sub>
-              <m:sup/>
-              <m:e>
-                <m:sSub>
-                  <m:sSubPr>
-                    <m:ctrlPr>
-                      <w:rPr>
-                        <w:rFonts w:ascii="Cambria Math" w:hAnsi="Cambria Math"/>
-                        <w:i/>
-                      </w:rPr>
-                    </m:ctrlPr>
-                  </m:sSubPr>
-                  <m:e>
-                    <m:r>
-                      <w:rPr>
-                        <w:rFonts w:ascii="Cambria Math" w:hAnsi="Cambria Math"/>
-                      </w:rPr>
-                      <m:t>p</m:t>
-                    </m:r>
-                  </m:e>
-                  <m:sub>
-                    <m:r>
-                      <w:rPr>
-                        <w:rFonts w:ascii="Cambria Math" w:hAnsi="Cambria Math"/>
-                      </w:rPr>
-                      <m:t>i</m:t>
-                    </m:r>
-                  </m:sub>
-                </m:sSub>
-                <m:func>
-                  <m:funcPr>
-                    <m:ctrlPr>
-                      <w:rPr>
-                        <w:rFonts w:ascii="Cambria Math" w:hAnsi="Cambria Math"/>
-                        <w:i/>
-                      </w:rPr>
-                    </m:ctrlPr>
-                  </m:funcPr>
-                  <m:fName>
-                    <m:sSub>
-                      <m:sSubPr>
-                        <m:ctrlPr>
-                          <w:rPr>
-                            <w:rFonts w:ascii="Cambria Math" w:hAnsi="Cambria Math"/>
-                            <w:i/>
-                          </w:rPr>
-                        </m:ctrlPr>
-                      </m:sSubPr>
-                      <m:e>
-                        <m:r>
-                          <m:rPr>
-                            <m:sty m:val="p"/>
-                          </m:rPr>
-                          <w:rPr>
-                            <w:rFonts w:ascii="Cambria Math" w:hAnsi="Cambria Math"/>
-                          </w:rPr>
-                          <m:t>log</m:t>
-                        </m:r>
-                      </m:e>
-                      <m:sub>
-                        <m:r>
-                          <w:rPr>
-                            <w:rFonts w:ascii="Cambria Math" w:hAnsi="Cambria Math"/>
-                          </w:rPr>
-                          <m:t>2</m:t>
-                        </m:r>
-                      </m:sub>
-                    </m:sSub>
-                  </m:fName>
-                  <m:e>
-                    <m:sSub>
-                      <m:sSubPr>
-                        <m:ctrlPr>
-                          <w:rPr>
-                            <w:rFonts w:ascii="Cambria Math" w:hAnsi="Cambria Math"/>
-                            <w:i/>
-                          </w:rPr>
-                        </m:ctrlPr>
-                      </m:sSubPr>
-                      <m:e>
-                        <m:r>
-                          <w:rPr>
-                            <w:rFonts w:ascii="Cambria Math" w:hAnsi="Cambria Math"/>
-                          </w:rPr>
-                          <m:t>p</m:t>
-                        </m:r>
-                      </m:e>
-                      <m:sub>
-                        <m:r>
-                          <w:rPr>
-                            <w:rFonts w:ascii="Cambria Math" w:hAnsi="Cambria Math"/>
-                          </w:rPr>
-                          <m:t>i</m:t>
-                        </m:r>
-                      </m:sub>
-                    </m:sSub>
-                  </m:e>
-                </m:func>
-              </m:e>
-            </m:nary>
           </m:den>
         </m:f>
         <m:r>
@@ -16578,9 +16361,25 @@
     </w:p>
     <w:p>
       <w:pPr>
+        <w:ind w:firstLine="0"/>
+        <w:jc w:val="left"/>
+        <w:rPr>
+          <w:bCs/>
+          <w:i/>
+          <w:sz w:val="24"/>
+          <w:szCs w:val="18"/>
+        </w:rPr>
+      </w:pPr>
+      <w:r>
+        <w:br w:type="page"/>
+      </w:r>
+    </w:p>
+    <w:p>
+      <w:pPr>
         <w:pStyle w:val="2"/>
       </w:pPr>
       <w:r>
+        <w:lastRenderedPageBreak/>
         <w:t>Задания 2-4:</w:t>
       </w:r>
     </w:p>
@@ -16589,7 +16388,115 @@
         <w:t xml:space="preserve">При выборе 3 пункта программа </w:t>
       </w:r>
       <w:r>
-        <w:t>производит извлекает из текста первые 4 абзаца (Рисунок 4), проводит их кодирование и декодирование, после чего высчитывает следующие метрики (Рисунки 5-6):</w:t>
+        <w:t xml:space="preserve">предварительно </w:t>
+      </w:r>
+      <w:r>
+        <w:t>извл</w:t>
+      </w:r>
+      <w:r>
+        <w:t>екает из текста первые 4 абзаца (Рисунок 4).</w:t>
+      </w:r>
+    </w:p>
+    <w:p/>
+    <w:p>
+      <w:pPr>
+        <w:pStyle w:val="afffa"/>
+      </w:pPr>
+      <w:r>
+        <w:rPr>
+          <w:noProof/>
+          <w:lang w:eastAsia="ru-RU"/>
+        </w:rPr>
+        <w:drawing>
+          <wp:inline distT="0" distB="0" distL="0" distR="0" wp14:anchorId="596ACC9C" wp14:editId="66257879">
+            <wp:extent cx="6120130" cy="2865120"/>
+            <wp:effectExtent l="0" t="0" r="0" b="0"/>
+            <wp:docPr id="188175978" name="Рисунок 1"/>
+            <wp:cNvGraphicFramePr>
+              <a:graphicFrameLocks xmlns:a="http://schemas.openxmlformats.org/drawingml/2006/main" noChangeAspect="1"/>
+            </wp:cNvGraphicFramePr>
+            <a:graphic xmlns:a="http://schemas.openxmlformats.org/drawingml/2006/main">
+              <a:graphicData uri="http://schemas.openxmlformats.org/drawingml/2006/picture">
+                <pic:pic xmlns:pic="http://schemas.openxmlformats.org/drawingml/2006/picture">
+                  <pic:nvPicPr>
+                    <pic:cNvPr id="188175978" name=""/>
+                    <pic:cNvPicPr/>
+                  </pic:nvPicPr>
+                  <pic:blipFill>
+                    <a:blip r:embed="rId13"/>
+                    <a:stretch>
+                      <a:fillRect/>
+                    </a:stretch>
+                  </pic:blipFill>
+                  <pic:spPr>
+                    <a:xfrm>
+                      <a:off x="0" y="0"/>
+                      <a:ext cx="6120130" cy="2865120"/>
+                    </a:xfrm>
+                    <a:prstGeom prst="rect">
+                      <a:avLst/>
+                    </a:prstGeom>
+                  </pic:spPr>
+                </pic:pic>
+              </a:graphicData>
+            </a:graphic>
+          </wp:inline>
+        </w:drawing>
+      </w:r>
+    </w:p>
+    <w:p>
+      <w:pPr>
+        <w:pStyle w:val="af4"/>
+      </w:pPr>
+      <w:r>
+        <w:t xml:space="preserve">Рисунок </w:t>
+      </w:r>
+      <w:r>
+        <w:fldChar w:fldCharType="begin"/>
+      </w:r>
+      <w:r>
+        <w:instrText xml:space="preserve"> SEQ Рисунок \* ARABIC </w:instrText>
+      </w:r>
+      <w:r>
+        <w:fldChar w:fldCharType="separate"/>
+      </w:r>
+      <w:r>
+        <w:rPr>
+          <w:noProof/>
+        </w:rPr>
+        <w:t>4</w:t>
+      </w:r>
+      <w:r>
+        <w:rPr>
+          <w:noProof/>
+        </w:rPr>
+        <w:fldChar w:fldCharType="end"/>
+      </w:r>
+      <w:r>
+        <w:t xml:space="preserve"> — Извлечение и предобработка фрагмента текста</w:t>
+      </w:r>
+    </w:p>
+    <w:p/>
+    <w:p>
+      <w:r>
+        <w:t>Далее производится последовательное выполнение алгоритма кодирования и декодирования для обоих методов (Шеннона-</w:t>
+      </w:r>
+      <w:proofErr w:type="spellStart"/>
+      <w:r>
+        <w:t>Фано</w:t>
+      </w:r>
+      <w:proofErr w:type="spellEnd"/>
+      <w:r>
+        <w:t xml:space="preserve"> и Хаффмана),</w:t>
+      </w:r>
+      <w:r>
+        <w:t xml:space="preserve"> сравнение декодированного текста с исходным,</w:t>
+      </w:r>
+      <w:r>
+        <w:t xml:space="preserve"> а </w:t>
+      </w:r>
+      <w:r>
+        <w:t>также вычисление следующих метрик:</w:t>
       </w:r>
     </w:p>
     <w:p>
@@ -16628,7 +16535,16 @@
           <w:iCs/>
           <w:vertAlign w:val="subscript"/>
         </w:rPr>
-        <w:t xml:space="preserve"> = </w:t>
+        <w:t xml:space="preserve"> </w:t>
+      </w:r>
+      <w:proofErr w:type="gramStart"/>
+      <w:r>
+        <w:rPr>
+          <w:i/>
+          <w:iCs/>
+          <w:vertAlign w:val="subscript"/>
+        </w:rPr>
+        <w:t xml:space="preserve">= </w:t>
       </w:r>
       <m:oMath>
         <m:nary>
@@ -16730,6 +16646,7 @@
       <w:r>
         <w:t>;</w:t>
       </w:r>
+      <w:proofErr w:type="gramEnd"/>
     </w:p>
     <w:p>
       <w:pPr>
@@ -16766,6 +16683,7 @@
         </w:rPr>
         <w:t xml:space="preserve"> </w:t>
       </w:r>
+      <w:proofErr w:type="gramStart"/>
       <w:r>
         <w:t xml:space="preserve">= </w:t>
       </w:r>
@@ -16847,6 +16765,7 @@
       <w:r>
         <w:t>;</w:t>
       </w:r>
+      <w:proofErr w:type="gramEnd"/>
     </w:p>
     <w:p>
       <w:pPr>
@@ -16855,6 +16774,8 @@
           <w:ilvl w:val="0"/>
           <w:numId w:val="12"/>
         </w:numPr>
+        <w:ind w:left="1069" w:firstLine="0"/>
+        <w:jc w:val="left"/>
       </w:pPr>
       <w:r>
         <w:t>Коэффициент относительной эффективности</w:t>
@@ -16880,7 +16801,11 @@
       </w:r>
       <w:proofErr w:type="spellEnd"/>
       <w:r>
-        <w:t xml:space="preserve"> = </w:t>
+        <w:t xml:space="preserve"> </w:t>
+      </w:r>
+      <w:proofErr w:type="gramStart"/>
+      <w:r>
+        <w:t xml:space="preserve">= </w:t>
       </w:r>
       <m:oMath>
         <m:f>
@@ -16934,109 +16859,17 @@
       <w:r>
         <w:t>;</w:t>
       </w:r>
-    </w:p>
-    <w:p>
-      <w:r>
-        <w:lastRenderedPageBreak/>
-        <w:t xml:space="preserve">Кроме этого, программа выводит первые 100 символов закодированного текста для наглядности, а также сравнивает декодированный текст с исходным. Данный алгоритм выполняется для </w:t>
-      </w:r>
-      <w:r>
-        <w:t>обоих методов: Шеннона-</w:t>
-      </w:r>
-      <w:proofErr w:type="spellStart"/>
-      <w:r>
-        <w:t>Фано</w:t>
-      </w:r>
-      <w:proofErr w:type="spellEnd"/>
-      <w:r>
-        <w:t xml:space="preserve"> и Хаффмана.</w:t>
+      <w:proofErr w:type="gramEnd"/>
+    </w:p>
+    <w:p>
+      <w:r>
+        <w:t>Результаты расчётов представлены на рисунках 5 и 6.</w:t>
       </w:r>
     </w:p>
     <w:p/>
     <w:p>
       <w:pPr>
         <w:pStyle w:val="afffa"/>
-        <w:keepNext/>
-      </w:pPr>
-      <w:r>
-        <w:rPr>
-          <w:noProof/>
-          <w:lang w:eastAsia="ru-RU"/>
-        </w:rPr>
-        <w:drawing>
-          <wp:inline distT="0" distB="0" distL="0" distR="0" wp14:anchorId="596ACC9C" wp14:editId="66257879">
-            <wp:extent cx="6120130" cy="2865120"/>
-            <wp:effectExtent l="0" t="0" r="0" b="0"/>
-            <wp:docPr id="188175978" name="Рисунок 1"/>
-            <wp:cNvGraphicFramePr>
-              <a:graphicFrameLocks xmlns:a="http://schemas.openxmlformats.org/drawingml/2006/main" noChangeAspect="1"/>
-            </wp:cNvGraphicFramePr>
-            <a:graphic xmlns:a="http://schemas.openxmlformats.org/drawingml/2006/main">
-              <a:graphicData uri="http://schemas.openxmlformats.org/drawingml/2006/picture">
-                <pic:pic xmlns:pic="http://schemas.openxmlformats.org/drawingml/2006/picture">
-                  <pic:nvPicPr>
-                    <pic:cNvPr id="188175978" name=""/>
-                    <pic:cNvPicPr/>
-                  </pic:nvPicPr>
-                  <pic:blipFill>
-                    <a:blip r:embed="rId13"/>
-                    <a:stretch>
-                      <a:fillRect/>
-                    </a:stretch>
-                  </pic:blipFill>
-                  <pic:spPr>
-                    <a:xfrm>
-                      <a:off x="0" y="0"/>
-                      <a:ext cx="6120130" cy="2865120"/>
-                    </a:xfrm>
-                    <a:prstGeom prst="rect">
-                      <a:avLst/>
-                    </a:prstGeom>
-                  </pic:spPr>
-                </pic:pic>
-              </a:graphicData>
-            </a:graphic>
-          </wp:inline>
-        </w:drawing>
-      </w:r>
-    </w:p>
-    <w:p>
-      <w:pPr>
-        <w:pStyle w:val="af4"/>
-      </w:pPr>
-      <w:r>
-        <w:t xml:space="preserve">Рисунок </w:t>
-      </w:r>
-      <w:r>
-        <w:fldChar w:fldCharType="begin"/>
-      </w:r>
-      <w:r>
-        <w:instrText xml:space="preserve"> SEQ Рисунок \* ARABIC </w:instrText>
-      </w:r>
-      <w:r>
-        <w:fldChar w:fldCharType="separate"/>
-      </w:r>
-      <w:r>
-        <w:rPr>
-          <w:noProof/>
-        </w:rPr>
-        <w:t>4</w:t>
-      </w:r>
-      <w:r>
-        <w:rPr>
-          <w:noProof/>
-        </w:rPr>
-        <w:fldChar w:fldCharType="end"/>
-      </w:r>
-      <w:r>
-        <w:t xml:space="preserve"> — Извлечение и предобработка фрагмента текста</w:t>
-      </w:r>
-    </w:p>
-    <w:p/>
-    <w:p>
-      <w:pPr>
-        <w:pStyle w:val="afffa"/>
-        <w:keepNext/>
       </w:pPr>
       <w:r>
         <w:rPr>
@@ -17117,7 +16950,6 @@
       </w:r>
       <w:proofErr w:type="spellEnd"/>
     </w:p>
-    <w:p/>
     <w:p>
       <w:pPr>
         <w:pStyle w:val="afffa"/>
@@ -17130,7 +16962,7 @@
         </w:rPr>
         <w:lastRenderedPageBreak/>
         <w:drawing>
-          <wp:inline distT="0" distB="0" distL="0" distR="0" wp14:anchorId="2229B48E" wp14:editId="7234FE0D">
+          <wp:inline distT="0" distB="0" distL="0" distR="0" wp14:anchorId="2229B48E" wp14:editId="0E5E1E52">
             <wp:extent cx="6120130" cy="2185035"/>
             <wp:effectExtent l="0" t="0" r="0" b="5715"/>
             <wp:docPr id="632235229" name="Рисунок 1"/>
@@ -17153,7 +16985,7 @@
                   <pic:spPr>
                     <a:xfrm>
                       <a:off x="0" y="0"/>
-                      <a:ext cx="6120130" cy="2185035"/>
+                      <a:ext cx="6138552" cy="2191612"/>
                     </a:xfrm>
                     <a:prstGeom prst="rect">
                       <a:avLst/>
@@ -17198,26 +17030,7 @@
         <w:t xml:space="preserve"> — Применение алгоритма Хаффмана</w:t>
       </w:r>
     </w:p>
-    <w:p>
-      <w:pPr>
-        <w:ind w:firstLine="0"/>
-        <w:jc w:val="left"/>
-        <w:rPr>
-          <w:bCs/>
-          <w:i/>
-          <w:sz w:val="24"/>
-          <w:szCs w:val="18"/>
-        </w:rPr>
-      </w:pPr>
-      <w:r>
-        <w:br w:type="page"/>
-      </w:r>
-    </w:p>
-    <w:p>
-      <w:pPr>
-        <w:pStyle w:val="af4"/>
-      </w:pPr>
-    </w:p>
+    <w:p/>
     <w:p>
       <w:r>
         <w:t>Так, по результатам вычислений были получены следующие данные:</w:t>
@@ -17472,7 +17285,13 @@
         <w:rPr>
           <w:noProof/>
         </w:rPr>
-        <w:t>Коэффициент относительной эффективности (Koe): 0.9928;</w:t>
+        <w:t>Коэффициент относитель</w:t>
+      </w:r>
+      <w:r>
+        <w:rPr>
+          <w:noProof/>
+        </w:rPr>
+        <w:t>ной эффективности (Koe): 0.9928.</w:t>
       </w:r>
     </w:p>
     <w:bookmarkEnd w:id="2"/>
@@ -18998,7 +18817,7 @@
       </w:r>
       <w:proofErr w:type="spellEnd"/>
       <w:r>
-        <w:t xml:space="preserve"> (максимальная энтропия) до в среднем 4.49 бит/</w:t>
+        <w:t xml:space="preserve"> (максимальная энтропия) до 4.49 бит/</w:t>
       </w:r>
       <w:proofErr w:type="spellStart"/>
       <w:r>
@@ -19006,6 +18825,12 @@
       </w:r>
       <w:proofErr w:type="spellEnd"/>
       <w:r>
+        <w:t xml:space="preserve"> </w:t>
+      </w:r>
+      <w:r>
+        <w:t>в среднем</w:t>
+      </w:r>
+      <w:r>
         <w:t>.</w:t>
       </w:r>
     </w:p>
@@ -19021,6 +18846,9 @@
         <w:t>Фано</w:t>
       </w:r>
       <w:proofErr w:type="spellEnd"/>
+      <w:r>
+        <w:t>:</w:t>
+      </w:r>
       <w:r>
         <w:t xml:space="preserve"> 99.28% против 99.13% соответственно, что также выражается в меньшей средней длине символа.</w:t>
       </w:r>
@@ -19134,7 +18962,7 @@
       <w:rPr>
         <w:noProof/>
       </w:rPr>
-      <w:t>12</w:t>
+      <w:t>17</w:t>
     </w:r>
     <w:r>
       <w:fldChar w:fldCharType="end"/>
@@ -22067,7 +21895,7 @@
   <w:style w:type="paragraph" w:default="1" w:styleId="a">
     <w:name w:val="Normal"/>
     <w:qFormat/>
-    <w:rsid w:val="00B830C0"/>
+    <w:rsid w:val="000C2B97"/>
     <w:pPr>
       <w:ind w:firstLine="709"/>
       <w:jc w:val="both"/>
@@ -23807,7 +23635,7 @@
 </file>
 
 <file path=customXml/itemProps1.xml><?xml version="1.0" encoding="utf-8"?>
-<ds:datastoreItem xmlns:ds="http://schemas.openxmlformats.org/officeDocument/2006/customXml" ds:itemID="{CFD86896-56C7-442F-BE3C-D100C61E55E2}">
+<ds:datastoreItem xmlns:ds="http://schemas.openxmlformats.org/officeDocument/2006/customXml" ds:itemID="{48A77402-3C12-4809-94A7-905F35322BC1}">
   <ds:schemaRefs>
     <ds:schemaRef ds:uri="http://schemas.openxmlformats.org/officeDocument/2006/bibliography"/>
   </ds:schemaRefs>
